--- a/1lab/REPORT_LR1.docx
+++ b/1lab/REPORT_LR1.docx
@@ -196,7 +196,7 @@
       <w:r>
         <w:fldChar w:fldCharType="separate"/>
       </w:r>
-      <w:hyperlink w:anchor="_Toc239798908" w:history="1">
+      <w:hyperlink w:anchor="_Toc240137895" w:history="1">
         <w:r>
           <w:rPr>
             <w:rStyle w:val="aff8"/>
@@ -223,7 +223,7 @@
             <w:noProof/>
             <w:webHidden/>
           </w:rPr>
-          <w:instrText xml:space="preserve"> PAGEREF _Toc239798908 \h </w:instrText>
+          <w:instrText xml:space="preserve"> PAGEREF _Toc240137895 \h </w:instrText>
         </w:r>
         <w:r>
           <w:rPr>
@@ -270,7 +270,7 @@
           <w14:ligatures w14:val="standardContextual"/>
         </w:rPr>
       </w:pPr>
-      <w:hyperlink w:anchor="_Toc239798909" w:history="1">
+      <w:hyperlink w:anchor="_Toc240137896" w:history="1">
         <w:r>
           <w:rPr>
             <w:rStyle w:val="aff8"/>
@@ -297,7 +297,7 @@
             <w:noProof/>
             <w:webHidden/>
           </w:rPr>
-          <w:instrText xml:space="preserve"> PAGEREF _Toc239798909 \h </w:instrText>
+          <w:instrText xml:space="preserve"> PAGEREF _Toc240137896 \h </w:instrText>
         </w:r>
         <w:r>
           <w:rPr>
@@ -344,7 +344,7 @@
           <w14:ligatures w14:val="standardContextual"/>
         </w:rPr>
       </w:pPr>
-      <w:hyperlink w:anchor="_Toc239798910" w:history="1">
+      <w:hyperlink w:anchor="_Toc240137897" w:history="1">
         <w:r>
           <w:rPr>
             <w:rStyle w:val="aff8"/>
@@ -371,7 +371,7 @@
             <w:noProof/>
             <w:webHidden/>
           </w:rPr>
-          <w:instrText xml:space="preserve"> PAGEREF _Toc239798910 \h </w:instrText>
+          <w:instrText xml:space="preserve"> PAGEREF _Toc240137897 \h </w:instrText>
         </w:r>
         <w:r>
           <w:rPr>
@@ -418,7 +418,7 @@
           <w14:ligatures w14:val="standardContextual"/>
         </w:rPr>
       </w:pPr>
-      <w:hyperlink w:anchor="_Toc239798911" w:history="1">
+      <w:hyperlink w:anchor="_Toc240137898" w:history="1">
         <w:r>
           <w:rPr>
             <w:rStyle w:val="aff8"/>
@@ -445,7 +445,7 @@
             <w:noProof/>
             <w:webHidden/>
           </w:rPr>
-          <w:instrText xml:space="preserve"> PAGEREF _Toc239798911 \h </w:instrText>
+          <w:instrText xml:space="preserve"> PAGEREF _Toc240137898 \h </w:instrText>
         </w:r>
         <w:r>
           <w:rPr>
@@ -492,7 +492,7 @@
           <w14:ligatures w14:val="standardContextual"/>
         </w:rPr>
       </w:pPr>
-      <w:hyperlink w:anchor="_Toc239798912" w:history="1">
+      <w:hyperlink w:anchor="_Toc240137899" w:history="1">
         <w:r>
           <w:rPr>
             <w:rStyle w:val="aff8"/>
@@ -519,7 +519,7 @@
             <w:noProof/>
             <w:webHidden/>
           </w:rPr>
-          <w:instrText xml:space="preserve"> PAGEREF _Toc239798912 \h </w:instrText>
+          <w:instrText xml:space="preserve"> PAGEREF _Toc240137899 \h </w:instrText>
         </w:r>
         <w:r>
           <w:rPr>
@@ -566,7 +566,7 @@
           <w14:ligatures w14:val="standardContextual"/>
         </w:rPr>
       </w:pPr>
-      <w:hyperlink w:anchor="_Toc239798913" w:history="1">
+      <w:hyperlink w:anchor="_Toc240137900" w:history="1">
         <w:r>
           <w:rPr>
             <w:rStyle w:val="aff8"/>
@@ -593,7 +593,7 @@
             <w:noProof/>
             <w:webHidden/>
           </w:rPr>
-          <w:instrText xml:space="preserve"> PAGEREF _Toc239798913 \h </w:instrText>
+          <w:instrText xml:space="preserve"> PAGEREF _Toc240137900 \h </w:instrText>
         </w:r>
         <w:r>
           <w:rPr>
@@ -640,7 +640,7 @@
           <w14:ligatures w14:val="standardContextual"/>
         </w:rPr>
       </w:pPr>
-      <w:hyperlink w:anchor="_Toc239798914" w:history="1">
+      <w:hyperlink w:anchor="_Toc240137901" w:history="1">
         <w:r>
           <w:rPr>
             <w:rStyle w:val="aff8"/>
@@ -667,7 +667,7 @@
             <w:noProof/>
             <w:webHidden/>
           </w:rPr>
-          <w:instrText xml:space="preserve"> PAGEREF _Toc239798914 \h </w:instrText>
+          <w:instrText xml:space="preserve"> PAGEREF _Toc240137901 \h </w:instrText>
         </w:r>
         <w:r>
           <w:rPr>
@@ -714,7 +714,7 @@
           <w14:ligatures w14:val="standardContextual"/>
         </w:rPr>
       </w:pPr>
-      <w:hyperlink w:anchor="_Toc239798915" w:history="1">
+      <w:hyperlink w:anchor="_Toc240137902" w:history="1">
         <w:r>
           <w:rPr>
             <w:rStyle w:val="aff8"/>
@@ -741,7 +741,7 @@
             <w:noProof/>
             <w:webHidden/>
           </w:rPr>
-          <w:instrText xml:space="preserve"> PAGEREF _Toc239798915 \h </w:instrText>
+          <w:instrText xml:space="preserve"> PAGEREF _Toc240137902 \h </w:instrText>
         </w:r>
         <w:r>
           <w:rPr>
@@ -788,7 +788,7 @@
           <w14:ligatures w14:val="standardContextual"/>
         </w:rPr>
       </w:pPr>
-      <w:hyperlink w:anchor="_Toc239798916" w:history="1">
+      <w:hyperlink w:anchor="_Toc240137903" w:history="1">
         <w:r>
           <w:rPr>
             <w:rStyle w:val="aff8"/>
@@ -815,7 +815,7 @@
             <w:noProof/>
             <w:webHidden/>
           </w:rPr>
-          <w:instrText xml:space="preserve"> PAGEREF _Toc239798916 \h </w:instrText>
+          <w:instrText xml:space="preserve"> PAGEREF _Toc240137903 \h </w:instrText>
         </w:r>
         <w:r>
           <w:rPr>
@@ -862,7 +862,7 @@
           <w14:ligatures w14:val="standardContextual"/>
         </w:rPr>
       </w:pPr>
-      <w:hyperlink w:anchor="_Toc239798917" w:history="1">
+      <w:hyperlink w:anchor="_Toc240137904" w:history="1">
         <w:r>
           <w:rPr>
             <w:rStyle w:val="aff8"/>
@@ -889,7 +889,7 @@
             <w:noProof/>
             <w:webHidden/>
           </w:rPr>
-          <w:instrText xml:space="preserve"> PAGEREF _Toc239798917 \h </w:instrText>
+          <w:instrText xml:space="preserve"> PAGEREF _Toc240137904 \h </w:instrText>
         </w:r>
         <w:r>
           <w:rPr>
@@ -936,7 +936,7 @@
           <w14:ligatures w14:val="standardContextual"/>
         </w:rPr>
       </w:pPr>
-      <w:hyperlink w:anchor="_Toc239798918" w:history="1">
+      <w:hyperlink w:anchor="_Toc240137905" w:history="1">
         <w:r>
           <w:rPr>
             <w:rStyle w:val="aff8"/>
@@ -963,7 +963,7 @@
             <w:noProof/>
             <w:webHidden/>
           </w:rPr>
-          <w:instrText xml:space="preserve"> PAGEREF _Toc239798918 \h </w:instrText>
+          <w:instrText xml:space="preserve"> PAGEREF _Toc240137905 \h </w:instrText>
         </w:r>
         <w:r>
           <w:rPr>
@@ -1010,7 +1010,7 @@
           <w14:ligatures w14:val="standardContextual"/>
         </w:rPr>
       </w:pPr>
-      <w:hyperlink w:anchor="_Toc239798919" w:history="1">
+      <w:hyperlink w:anchor="_Toc240137906" w:history="1">
         <w:r>
           <w:rPr>
             <w:rStyle w:val="aff8"/>
@@ -1037,7 +1037,7 @@
             <w:noProof/>
             <w:webHidden/>
           </w:rPr>
-          <w:instrText xml:space="preserve"> PAGEREF _Toc239798919 \h </w:instrText>
+          <w:instrText xml:space="preserve"> PAGEREF _Toc240137906 \h </w:instrText>
         </w:r>
         <w:r>
           <w:rPr>
@@ -1084,7 +1084,7 @@
           <w14:ligatures w14:val="standardContextual"/>
         </w:rPr>
       </w:pPr>
-      <w:hyperlink w:anchor="_Toc239798920" w:history="1">
+      <w:hyperlink w:anchor="_Toc240137907" w:history="1">
         <w:r>
           <w:rPr>
             <w:rStyle w:val="aff8"/>
@@ -1111,7 +1111,7 @@
             <w:noProof/>
             <w:webHidden/>
           </w:rPr>
-          <w:instrText xml:space="preserve"> PAGEREF _Toc239798920 \h </w:instrText>
+          <w:instrText xml:space="preserve"> PAGEREF _Toc240137907 \h </w:instrText>
         </w:r>
         <w:r>
           <w:rPr>
@@ -1158,7 +1158,7 @@
           <w14:ligatures w14:val="standardContextual"/>
         </w:rPr>
       </w:pPr>
-      <w:hyperlink w:anchor="_Toc239798921" w:history="1">
+      <w:hyperlink w:anchor="_Toc240137908" w:history="1">
         <w:r>
           <w:rPr>
             <w:rStyle w:val="aff8"/>
@@ -1185,7 +1185,7 @@
             <w:noProof/>
             <w:webHidden/>
           </w:rPr>
-          <w:instrText xml:space="preserve"> PAGEREF _Toc239798921 \h </w:instrText>
+          <w:instrText xml:space="preserve"> PAGEREF _Toc240137908 \h </w:instrText>
         </w:r>
         <w:r>
           <w:rPr>
@@ -1232,7 +1232,7 @@
           <w14:ligatures w14:val="standardContextual"/>
         </w:rPr>
       </w:pPr>
-      <w:hyperlink w:anchor="_Toc239798922" w:history="1">
+      <w:hyperlink w:anchor="_Toc240137909" w:history="1">
         <w:r>
           <w:rPr>
             <w:rStyle w:val="aff8"/>
@@ -1259,7 +1259,7 @@
             <w:noProof/>
             <w:webHidden/>
           </w:rPr>
-          <w:instrText xml:space="preserve"> PAGEREF _Toc239798922 \h </w:instrText>
+          <w:instrText xml:space="preserve"> PAGEREF _Toc240137909 \h </w:instrText>
         </w:r>
         <w:r>
           <w:rPr>
@@ -1306,7 +1306,7 @@
           <w14:ligatures w14:val="standardContextual"/>
         </w:rPr>
       </w:pPr>
-      <w:hyperlink w:anchor="_Toc239798923" w:history="1">
+      <w:hyperlink w:anchor="_Toc240137910" w:history="1">
         <w:r>
           <w:rPr>
             <w:rStyle w:val="aff8"/>
@@ -1333,7 +1333,7 @@
             <w:noProof/>
             <w:webHidden/>
           </w:rPr>
-          <w:instrText xml:space="preserve"> PAGEREF _Toc239798923 \h </w:instrText>
+          <w:instrText xml:space="preserve"> PAGEREF _Toc240137910 \h </w:instrText>
         </w:r>
         <w:r>
           <w:rPr>
@@ -1380,7 +1380,7 @@
           <w14:ligatures w14:val="standardContextual"/>
         </w:rPr>
       </w:pPr>
-      <w:hyperlink w:anchor="_Toc239798924" w:history="1">
+      <w:hyperlink w:anchor="_Toc240137911" w:history="1">
         <w:r>
           <w:rPr>
             <w:rStyle w:val="aff8"/>
@@ -1407,7 +1407,7 @@
             <w:noProof/>
             <w:webHidden/>
           </w:rPr>
-          <w:instrText xml:space="preserve"> PAGEREF _Toc239798924 \h </w:instrText>
+          <w:instrText xml:space="preserve"> PAGEREF _Toc240137911 \h </w:instrText>
         </w:r>
         <w:r>
           <w:rPr>
@@ -1454,7 +1454,7 @@
           <w14:ligatures w14:val="standardContextual"/>
         </w:rPr>
       </w:pPr>
-      <w:hyperlink w:anchor="_Toc239798925" w:history="1">
+      <w:hyperlink w:anchor="_Toc240137912" w:history="1">
         <w:r>
           <w:rPr>
             <w:rStyle w:val="aff8"/>
@@ -1481,7 +1481,7 @@
             <w:noProof/>
             <w:webHidden/>
           </w:rPr>
-          <w:instrText xml:space="preserve"> PAGEREF _Toc239798925 \h </w:instrText>
+          <w:instrText xml:space="preserve"> PAGEREF _Toc240137912 \h </w:instrText>
         </w:r>
         <w:r>
           <w:rPr>
@@ -1528,7 +1528,7 @@
           <w14:ligatures w14:val="standardContextual"/>
         </w:rPr>
       </w:pPr>
-      <w:hyperlink w:anchor="_Toc239798926" w:history="1">
+      <w:hyperlink w:anchor="_Toc240137913" w:history="1">
         <w:r>
           <w:rPr>
             <w:rStyle w:val="aff8"/>
@@ -1555,7 +1555,7 @@
             <w:noProof/>
             <w:webHidden/>
           </w:rPr>
-          <w:instrText xml:space="preserve"> PAGEREF _Toc239798926 \h </w:instrText>
+          <w:instrText xml:space="preserve"> PAGEREF _Toc240137913 \h </w:instrText>
         </w:r>
         <w:r>
           <w:rPr>
@@ -1602,7 +1602,7 @@
           <w14:ligatures w14:val="standardContextual"/>
         </w:rPr>
       </w:pPr>
-      <w:hyperlink w:anchor="_Toc239798927" w:history="1">
+      <w:hyperlink w:anchor="_Toc240137914" w:history="1">
         <w:r>
           <w:rPr>
             <w:rStyle w:val="aff8"/>
@@ -1629,7 +1629,7 @@
             <w:noProof/>
             <w:webHidden/>
           </w:rPr>
-          <w:instrText xml:space="preserve"> PAGEREF _Toc239798927 \h </w:instrText>
+          <w:instrText xml:space="preserve"> PAGEREF _Toc240137914 \h </w:instrText>
         </w:r>
         <w:r>
           <w:rPr>
@@ -1676,7 +1676,7 @@
           <w14:ligatures w14:val="standardContextual"/>
         </w:rPr>
       </w:pPr>
-      <w:hyperlink w:anchor="_Toc239798928" w:history="1">
+      <w:hyperlink w:anchor="_Toc240137915" w:history="1">
         <w:r>
           <w:rPr>
             <w:rStyle w:val="aff8"/>
@@ -1703,7 +1703,7 @@
             <w:noProof/>
             <w:webHidden/>
           </w:rPr>
-          <w:instrText xml:space="preserve"> PAGEREF _Toc239798928 \h </w:instrText>
+          <w:instrText xml:space="preserve"> PAGEREF _Toc240137915 \h </w:instrText>
         </w:r>
         <w:r>
           <w:rPr>
@@ -1750,7 +1750,7 @@
           <w14:ligatures w14:val="standardContextual"/>
         </w:rPr>
       </w:pPr>
-      <w:hyperlink w:anchor="_Toc239798929" w:history="1">
+      <w:hyperlink w:anchor="_Toc240137916" w:history="1">
         <w:r>
           <w:rPr>
             <w:rStyle w:val="aff8"/>
@@ -1777,7 +1777,7 @@
             <w:noProof/>
             <w:webHidden/>
           </w:rPr>
-          <w:instrText xml:space="preserve"> PAGEREF _Toc239798929 \h </w:instrText>
+          <w:instrText xml:space="preserve"> PAGEREF _Toc240137916 \h </w:instrText>
         </w:r>
         <w:r>
           <w:rPr>
@@ -1824,7 +1824,7 @@
           <w14:ligatures w14:val="standardContextual"/>
         </w:rPr>
       </w:pPr>
-      <w:hyperlink w:anchor="_Toc239798930" w:history="1">
+      <w:hyperlink w:anchor="_Toc240137917" w:history="1">
         <w:r>
           <w:rPr>
             <w:rStyle w:val="aff8"/>
@@ -1851,7 +1851,7 @@
             <w:noProof/>
             <w:webHidden/>
           </w:rPr>
-          <w:instrText xml:space="preserve"> PAGEREF _Toc239798930 \h </w:instrText>
+          <w:instrText xml:space="preserve"> PAGEREF _Toc240137917 \h </w:instrText>
         </w:r>
         <w:r>
           <w:rPr>
@@ -1898,7 +1898,7 @@
           <w14:ligatures w14:val="standardContextual"/>
         </w:rPr>
       </w:pPr>
-      <w:hyperlink w:anchor="_Toc239798931" w:history="1">
+      <w:hyperlink w:anchor="_Toc240137918" w:history="1">
         <w:r>
           <w:rPr>
             <w:rStyle w:val="aff8"/>
@@ -1925,7 +1925,7 @@
             <w:noProof/>
             <w:webHidden/>
           </w:rPr>
-          <w:instrText xml:space="preserve"> PAGEREF _Toc239798931 \h </w:instrText>
+          <w:instrText xml:space="preserve"> PAGEREF _Toc240137918 \h </w:instrText>
         </w:r>
         <w:r>
           <w:rPr>
@@ -1972,7 +1972,7 @@
           <w14:ligatures w14:val="standardContextual"/>
         </w:rPr>
       </w:pPr>
-      <w:hyperlink w:anchor="_Toc239798932" w:history="1">
+      <w:hyperlink w:anchor="_Toc240137919" w:history="1">
         <w:r>
           <w:rPr>
             <w:rStyle w:val="aff8"/>
@@ -1999,7 +1999,7 @@
             <w:noProof/>
             <w:webHidden/>
           </w:rPr>
-          <w:instrText xml:space="preserve"> PAGEREF _Toc239798932 \h </w:instrText>
+          <w:instrText xml:space="preserve"> PAGEREF _Toc240137919 \h </w:instrText>
         </w:r>
         <w:r>
           <w:rPr>
@@ -2046,7 +2046,7 @@
           <w14:ligatures w14:val="standardContextual"/>
         </w:rPr>
       </w:pPr>
-      <w:hyperlink w:anchor="_Toc239798933" w:history="1">
+      <w:hyperlink w:anchor="_Toc240137920" w:history="1">
         <w:r>
           <w:rPr>
             <w:rStyle w:val="aff8"/>
@@ -2073,7 +2073,7 @@
             <w:noProof/>
             <w:webHidden/>
           </w:rPr>
-          <w:instrText xml:space="preserve"> PAGEREF _Toc239798933 \h </w:instrText>
+          <w:instrText xml:space="preserve"> PAGEREF _Toc240137920 \h </w:instrText>
         </w:r>
         <w:r>
           <w:rPr>
@@ -2120,7 +2120,7 @@
           <w14:ligatures w14:val="standardContextual"/>
         </w:rPr>
       </w:pPr>
-      <w:hyperlink w:anchor="_Toc239798934" w:history="1">
+      <w:hyperlink w:anchor="_Toc240137921" w:history="1">
         <w:r>
           <w:rPr>
             <w:rStyle w:val="aff8"/>
@@ -2147,7 +2147,7 @@
             <w:noProof/>
             <w:webHidden/>
           </w:rPr>
-          <w:instrText xml:space="preserve"> PAGEREF _Toc239798934 \h </w:instrText>
+          <w:instrText xml:space="preserve"> PAGEREF _Toc240137921 \h </w:instrText>
         </w:r>
         <w:r>
           <w:rPr>
@@ -2194,7 +2194,7 @@
           <w14:ligatures w14:val="standardContextual"/>
         </w:rPr>
       </w:pPr>
-      <w:hyperlink w:anchor="_Toc239798935" w:history="1">
+      <w:hyperlink w:anchor="_Toc240137922" w:history="1">
         <w:r>
           <w:rPr>
             <w:rStyle w:val="aff8"/>
@@ -2221,7 +2221,7 @@
             <w:noProof/>
             <w:webHidden/>
           </w:rPr>
-          <w:instrText xml:space="preserve"> PAGEREF _Toc239798935 \h </w:instrText>
+          <w:instrText xml:space="preserve"> PAGEREF _Toc240137922 \h </w:instrText>
         </w:r>
         <w:r>
           <w:rPr>
@@ -2268,7 +2268,7 @@
           <w14:ligatures w14:val="standardContextual"/>
         </w:rPr>
       </w:pPr>
-      <w:hyperlink w:anchor="_Toc239798936" w:history="1">
+      <w:hyperlink w:anchor="_Toc240137923" w:history="1">
         <w:r>
           <w:rPr>
             <w:rStyle w:val="aff8"/>
@@ -2295,7 +2295,7 @@
             <w:noProof/>
             <w:webHidden/>
           </w:rPr>
-          <w:instrText xml:space="preserve"> PAGEREF _Toc239798936 \h </w:instrText>
+          <w:instrText xml:space="preserve"> PAGEREF _Toc240137923 \h </w:instrText>
         </w:r>
         <w:r>
           <w:rPr>
@@ -2342,7 +2342,7 @@
           <w14:ligatures w14:val="standardContextual"/>
         </w:rPr>
       </w:pPr>
-      <w:hyperlink w:anchor="_Toc239798937" w:history="1">
+      <w:hyperlink w:anchor="_Toc240137924" w:history="1">
         <w:r>
           <w:rPr>
             <w:rStyle w:val="aff8"/>
@@ -2369,7 +2369,7 @@
             <w:noProof/>
             <w:webHidden/>
           </w:rPr>
-          <w:instrText xml:space="preserve"> PAGEREF _Toc239798937 \h </w:instrText>
+          <w:instrText xml:space="preserve"> PAGEREF _Toc240137924 \h </w:instrText>
         </w:r>
         <w:r>
           <w:rPr>
@@ -2416,13 +2416,13 @@
           <w14:ligatures w14:val="standardContextual"/>
         </w:rPr>
       </w:pPr>
-      <w:hyperlink w:anchor="_Toc239798938" w:history="1">
+      <w:hyperlink w:anchor="_Toc240137925" w:history="1">
         <w:r>
           <w:rPr>
             <w:rStyle w:val="aff8"/>
             <w:noProof/>
           </w:rPr>
-          <w:t>ЗАКЛЮЧЕНИЕ</w:t>
+          <w:t>6 Проверка по методическим указаниям ЛР №1</w:t>
         </w:r>
         <w:r>
           <w:rPr>
@@ -2443,7 +2443,7 @@
             <w:noProof/>
             <w:webHidden/>
           </w:rPr>
-          <w:instrText xml:space="preserve"> PAGEREF _Toc239798938 \h </w:instrText>
+          <w:instrText xml:space="preserve"> PAGEREF _Toc240137925 \h </w:instrText>
         </w:r>
         <w:r>
           <w:rPr>
@@ -2490,13 +2490,13 @@
           <w14:ligatures w14:val="standardContextual"/>
         </w:rPr>
       </w:pPr>
-      <w:hyperlink w:anchor="_Toc239798939" w:history="1">
+      <w:hyperlink w:anchor="_Toc240137926" w:history="1">
         <w:r>
           <w:rPr>
             <w:rStyle w:val="aff8"/>
             <w:noProof/>
           </w:rPr>
-          <w:t>СПИСОК ИСПОЛЬЗОВАННЫХ ИСТОЧНИКОВ</w:t>
+          <w:t>ЗАКЛЮЧЕНИЕ</w:t>
         </w:r>
         <w:r>
           <w:rPr>
@@ -2517,7 +2517,7 @@
             <w:noProof/>
             <w:webHidden/>
           </w:rPr>
-          <w:instrText xml:space="preserve"> PAGEREF _Toc239798939 \h </w:instrText>
+          <w:instrText xml:space="preserve"> PAGEREF _Toc240137926 \h </w:instrText>
         </w:r>
         <w:r>
           <w:rPr>
@@ -2564,13 +2564,13 @@
           <w14:ligatures w14:val="standardContextual"/>
         </w:rPr>
       </w:pPr>
-      <w:hyperlink w:anchor="_Toc239798940" w:history="1">
+      <w:hyperlink w:anchor="_Toc240137927" w:history="1">
         <w:r>
           <w:rPr>
             <w:rStyle w:val="aff8"/>
             <w:noProof/>
           </w:rPr>
-          <w:t>ПРИЛОЖЕНИЕ А Диаграммы</w:t>
+          <w:t>СПИСОК ИСПОЛЬЗОВАННЫХ ИСТОЧНИКОВ</w:t>
         </w:r>
         <w:r>
           <w:rPr>
@@ -2591,7 +2591,7 @@
             <w:noProof/>
             <w:webHidden/>
           </w:rPr>
-          <w:instrText xml:space="preserve"> PAGEREF _Toc239798940 \h </w:instrText>
+          <w:instrText xml:space="preserve"> PAGEREF _Toc240137927 \h </w:instrText>
         </w:r>
         <w:r>
           <w:rPr>
@@ -2624,6 +2624,80 @@
     </w:p>
     <w:p>
       <w:pPr>
+        <w:pStyle w:val="14"/>
+        <w:tabs>
+          <w:tab w:val="right" w:leader="dot" w:pos="9345"/>
+        </w:tabs>
+        <w:rPr>
+          <w:rFonts w:asciiTheme="minorHAnsi" w:eastAsiaTheme="minorEastAsia" w:hAnsiTheme="minorHAnsi" w:cstheme="minorBidi"/>
+          <w:noProof/>
+          <w:kern w:val="2"/>
+          <w:sz w:val="24"/>
+          <w:szCs w:val="24"/>
+          <w:lang w:val="ru-RU" w:eastAsia="ru-RU"/>
+          <w14:ligatures w14:val="standardContextual"/>
+        </w:rPr>
+      </w:pPr>
+      <w:hyperlink w:anchor="_Toc240137928" w:history="1">
+        <w:r>
+          <w:rPr>
+            <w:rStyle w:val="aff8"/>
+            <w:noProof/>
+          </w:rPr>
+          <w:t>ПРИЛОЖЕНИЕ А Диаграммы</w:t>
+        </w:r>
+        <w:r>
+          <w:rPr>
+            <w:noProof/>
+            <w:webHidden/>
+          </w:rPr>
+          <w:tab/>
+        </w:r>
+        <w:r>
+          <w:rPr>
+            <w:noProof/>
+            <w:webHidden/>
+          </w:rPr>
+          <w:fldChar w:fldCharType="begin"/>
+        </w:r>
+        <w:r>
+          <w:rPr>
+            <w:noProof/>
+            <w:webHidden/>
+          </w:rPr>
+          <w:instrText xml:space="preserve"> PAGEREF _Toc240137928 \h </w:instrText>
+        </w:r>
+        <w:r>
+          <w:rPr>
+            <w:noProof/>
+            <w:webHidden/>
+          </w:rPr>
+        </w:r>
+        <w:r>
+          <w:rPr>
+            <w:noProof/>
+            <w:webHidden/>
+          </w:rPr>
+          <w:fldChar w:fldCharType="separate"/>
+        </w:r>
+        <w:r>
+          <w:rPr>
+            <w:noProof/>
+            <w:webHidden/>
+          </w:rPr>
+          <w:t>31</w:t>
+        </w:r>
+        <w:r>
+          <w:rPr>
+            <w:noProof/>
+            <w:webHidden/>
+          </w:rPr>
+          <w:fldChar w:fldCharType="end"/>
+        </w:r>
+      </w:hyperlink>
+    </w:p>
+    <w:p>
+      <w:pPr>
         <w:ind w:firstLine="0"/>
       </w:pPr>
       <w:r>
@@ -2634,7 +2708,7 @@
       <w:pPr>
         <w:pStyle w:val="1"/>
       </w:pPr>
-      <w:bookmarkStart w:id="0" w:name="_Toc239798908"/>
+      <w:bookmarkStart w:id="0" w:name="_Toc240137895"/>
       <w:r>
         <w:lastRenderedPageBreak/>
         <w:t>ЗАДАНИЕ</w:t>
@@ -2687,7 +2761,7 @@
         <w:pStyle w:val="1"/>
         <w:jc w:val="center"/>
       </w:pPr>
-      <w:bookmarkStart w:id="1" w:name="_Toc239798909"/>
+      <w:bookmarkStart w:id="1" w:name="_Toc240137896"/>
       <w:r>
         <w:lastRenderedPageBreak/>
         <w:t>ВВЕДЕНИЕ</w:t>
@@ -2708,7 +2782,7 @@
       <w:pPr>
         <w:pStyle w:val="1"/>
       </w:pPr>
-      <w:bookmarkStart w:id="2" w:name="_Toc239798910"/>
+      <w:bookmarkStart w:id="2" w:name="_Toc240137897"/>
       <w:r>
         <w:lastRenderedPageBreak/>
         <w:t>1 Концепция и границы информационной системы супермаркета</w:t>
@@ -2719,7 +2793,7 @@
       <w:pPr>
         <w:pStyle w:val="21"/>
       </w:pPr>
-      <w:bookmarkStart w:id="3" w:name="_Toc239798911"/>
+      <w:bookmarkStart w:id="3" w:name="_Toc240137898"/>
       <w:r>
         <w:t>1.1 Описание предметной области</w:t>
       </w:r>
@@ -2744,7 +2818,7 @@
       <w:pPr>
         <w:pStyle w:val="21"/>
       </w:pPr>
-      <w:bookmarkStart w:id="4" w:name="_Toc239798912"/>
+      <w:bookmarkStart w:id="4" w:name="_Toc240137899"/>
       <w:r>
         <w:t>1.2 Цель и постановка задачи</w:t>
       </w:r>
@@ -2828,7 +2902,7 @@
       <w:pPr>
         <w:pStyle w:val="21"/>
       </w:pPr>
-      <w:bookmarkStart w:id="5" w:name="_Toc239798913"/>
+      <w:bookmarkStart w:id="5" w:name="_Toc240137900"/>
       <w:r>
         <w:t>1.3 Словарь данных предметной области</w:t>
       </w:r>
@@ -5100,7 +5174,7 @@
       <w:pPr>
         <w:pStyle w:val="21"/>
       </w:pPr>
-      <w:bookmarkStart w:id="6" w:name="_Toc239798914"/>
+      <w:bookmarkStart w:id="6" w:name="_Toc240137901"/>
       <w:r>
         <w:t>1.4 Нежелательные эффекты и конфликты</w:t>
       </w:r>
@@ -6834,7 +6908,7 @@
       <w:pPr>
         <w:pStyle w:val="21"/>
       </w:pPr>
-      <w:bookmarkStart w:id="7" w:name="_Toc239798915"/>
+      <w:bookmarkStart w:id="7" w:name="_Toc240137902"/>
       <w:r>
         <w:t>1.5 Варианты использования</w:t>
       </w:r>
@@ -6854,7 +6928,7 @@
       <w:pPr>
         <w:pStyle w:val="21"/>
       </w:pPr>
-      <w:bookmarkStart w:id="8" w:name="_Toc239798916"/>
+      <w:bookmarkStart w:id="8" w:name="_Toc240137903"/>
       <w:r>
         <w:lastRenderedPageBreak/>
         <w:t>1.6 Дерево функций</w:t>
@@ -7164,7 +7238,7 @@
       <w:pPr>
         <w:pStyle w:val="21"/>
       </w:pPr>
-      <w:bookmarkStart w:id="9" w:name="_Toc239798917"/>
+      <w:bookmarkStart w:id="9" w:name="_Toc240137904"/>
       <w:r>
         <w:t>1.7 Заключение и выводы</w:t>
       </w:r>
@@ -7214,7 +7288,7 @@
       <w:pPr>
         <w:pStyle w:val="1"/>
       </w:pPr>
-      <w:bookmarkStart w:id="10" w:name="_Toc239798918"/>
+      <w:bookmarkStart w:id="10" w:name="_Toc240137905"/>
       <w:r>
         <w:lastRenderedPageBreak/>
         <w:t>2 Спецификация требований к информационной системе супермаркета</w:t>
@@ -7230,7 +7304,7 @@
       <w:pPr>
         <w:pStyle w:val="21"/>
       </w:pPr>
-      <w:bookmarkStart w:id="11" w:name="_Toc239798919"/>
+      <w:bookmarkStart w:id="11" w:name="_Toc240137906"/>
       <w:r>
         <w:t>2.1 Бизнес-требования</w:t>
       </w:r>
@@ -8203,7 +8277,7 @@
       <w:pPr>
         <w:pStyle w:val="21"/>
       </w:pPr>
-      <w:bookmarkStart w:id="12" w:name="_Toc239798920"/>
+      <w:bookmarkStart w:id="12" w:name="_Toc240137907"/>
       <w:r>
         <w:t>2.2 Функциональные требования</w:t>
       </w:r>
@@ -9294,7 +9368,7 @@
       <w:pPr>
         <w:pStyle w:val="21"/>
       </w:pPr>
-      <w:bookmarkStart w:id="13" w:name="_Toc239798921"/>
+      <w:bookmarkStart w:id="13" w:name="_Toc240137908"/>
       <w:r>
         <w:t>2.3 Нефункциональные требования</w:t>
       </w:r>
@@ -10294,7 +10368,7 @@
       <w:pPr>
         <w:pStyle w:val="21"/>
       </w:pPr>
-      <w:bookmarkStart w:id="14" w:name="_Toc239798922"/>
+      <w:bookmarkStart w:id="14" w:name="_Toc240137909"/>
       <w:r>
         <w:t>2.4 Матрица CRUD</w:t>
       </w:r>
@@ -12235,7 +12309,7 @@
       <w:pPr>
         <w:pStyle w:val="21"/>
       </w:pPr>
-      <w:bookmarkStart w:id="15" w:name="_Toc239798923"/>
+      <w:bookmarkStart w:id="15" w:name="_Toc240137910"/>
       <w:r>
         <w:t>2.5 Заключение и выводы</w:t>
       </w:r>
@@ -12277,7 +12351,7 @@
       <w:pPr>
         <w:pStyle w:val="1"/>
       </w:pPr>
-      <w:bookmarkStart w:id="16" w:name="_Toc239798924"/>
+      <w:bookmarkStart w:id="16" w:name="_Toc240137911"/>
       <w:r>
         <w:lastRenderedPageBreak/>
         <w:t>3 Модель предметной области</w:t>
@@ -12288,7 +12362,7 @@
       <w:pPr>
         <w:pStyle w:val="21"/>
       </w:pPr>
-      <w:bookmarkStart w:id="17" w:name="_Toc239798925"/>
+      <w:bookmarkStart w:id="17" w:name="_Toc240137912"/>
       <w:r>
         <w:t>3.1 Диаграмма вариантов использования</w:t>
       </w:r>
@@ -12313,7 +12387,7 @@
       <w:pPr>
         <w:pStyle w:val="21"/>
       </w:pPr>
-      <w:bookmarkStart w:id="18" w:name="_Toc239798926"/>
+      <w:bookmarkStart w:id="18" w:name="_Toc240137913"/>
       <w:r>
         <w:t>3.2 Диаграмма объектов</w:t>
       </w:r>
@@ -12328,7 +12402,7 @@
       <w:pPr>
         <w:pStyle w:val="21"/>
       </w:pPr>
-      <w:bookmarkStart w:id="19" w:name="_Toc239798927"/>
+      <w:bookmarkStart w:id="19" w:name="_Toc240137914"/>
       <w:r>
         <w:t>3.3 Бизнес-процесс продажи на кассе</w:t>
       </w:r>
@@ -12357,7 +12431,7 @@
       <w:pPr>
         <w:pStyle w:val="21"/>
       </w:pPr>
-      <w:bookmarkStart w:id="20" w:name="_Toc239798928"/>
+      <w:bookmarkStart w:id="20" w:name="_Toc240137915"/>
       <w:r>
         <w:t>3.4 Диаграмма состояний</w:t>
       </w:r>
@@ -12372,7 +12446,7 @@
       <w:pPr>
         <w:pStyle w:val="21"/>
       </w:pPr>
-      <w:bookmarkStart w:id="21" w:name="_Toc239798929"/>
+      <w:bookmarkStart w:id="21" w:name="_Toc240137916"/>
       <w:r>
         <w:t>3.5 ER-модель</w:t>
       </w:r>
@@ -12387,7 +12461,7 @@
       <w:pPr>
         <w:pStyle w:val="21"/>
       </w:pPr>
-      <w:bookmarkStart w:id="22" w:name="_Toc239798930"/>
+      <w:bookmarkStart w:id="22" w:name="_Toc240137917"/>
       <w:r>
         <w:lastRenderedPageBreak/>
         <w:t>3.6 Заключение и выводы</w:t>
@@ -12422,7 +12496,7 @@
       <w:pPr>
         <w:pStyle w:val="21"/>
       </w:pPr>
-      <w:bookmarkStart w:id="23" w:name="_Toc239798931"/>
+      <w:bookmarkStart w:id="23" w:name="_Toc240137918"/>
       <w:r>
         <w:t>3.7 Проверка машинной модели</w:t>
       </w:r>
@@ -12437,7 +12511,7 @@
       <w:pPr>
         <w:pStyle w:val="1"/>
       </w:pPr>
-      <w:bookmarkStart w:id="24" w:name="_Toc239798932"/>
+      <w:bookmarkStart w:id="24" w:name="_Toc240137919"/>
       <w:r>
         <w:lastRenderedPageBreak/>
         <w:t>4 Архитектура программного обеспечения</w:t>
@@ -12448,7 +12522,7 @@
       <w:pPr>
         <w:pStyle w:val="21"/>
       </w:pPr>
-      <w:bookmarkStart w:id="25" w:name="_Toc239798933"/>
+      <w:bookmarkStart w:id="25" w:name="_Toc240137920"/>
       <w:r>
         <w:t>4.1 Вариант архитектуры и обоснование</w:t>
       </w:r>
@@ -13457,7 +13531,7 @@
       <w:pPr>
         <w:pStyle w:val="21"/>
       </w:pPr>
-      <w:bookmarkStart w:id="26" w:name="_Toc239798934"/>
+      <w:bookmarkStart w:id="26" w:name="_Toc240137921"/>
       <w:r>
         <w:t>4.2 Структуры распределения</w:t>
       </w:r>
@@ -13602,7 +13676,7 @@
               <w:rPr>
                 <w:sz w:val="20"/>
               </w:rPr>
-              <w:t>Auth, Catalog, Inventory, Sales</w:t>
+              <w:t>Сборка приложения и lifecycle</w:t>
             </w:r>
           </w:p>
         </w:tc>
@@ -13660,7 +13734,7 @@
               <w:rPr>
                 <w:sz w:val="20"/>
               </w:rPr>
-              <w:t>Validation</w:t>
+              <w:t>HTTP-маршруты Auth, Catalog, Sales</w:t>
             </w:r>
           </w:p>
         </w:tc>
@@ -13686,7 +13760,7 @@
               <w:rPr>
                 <w:sz w:val="20"/>
               </w:rPr>
-              <w:t>backend/app/schemas.py</w:t>
+              <w:t>backend/app/routers/auth.py, products.py, receipts.py</w:t>
             </w:r>
           </w:p>
         </w:tc>
@@ -13718,7 +13792,7 @@
               <w:rPr>
                 <w:sz w:val="20"/>
               </w:rPr>
-              <w:t>Security</w:t>
+              <w:t>Предметные операции Catalog, Inventory, Sales</w:t>
             </w:r>
           </w:p>
         </w:tc>
@@ -13744,7 +13818,7 @@
               <w:rPr>
                 <w:sz w:val="20"/>
               </w:rPr>
-              <w:t>backend/app/security.py</w:t>
+              <w:t>backend/app/services/products.py, receipts.py</w:t>
             </w:r>
           </w:p>
         </w:tc>
@@ -13776,7 +13850,7 @@
               <w:rPr>
                 <w:sz w:val="20"/>
               </w:rPr>
-              <w:t>DB</w:t>
+              <w:t>Аутентификация и проверка ролей</w:t>
             </w:r>
           </w:p>
         </w:tc>
@@ -13802,7 +13876,7 @@
               <w:rPr>
                 <w:sz w:val="20"/>
               </w:rPr>
-              <w:t>backend/app/db.py</w:t>
+              <w:t>backend/app/dependencies.py</w:t>
             </w:r>
           </w:p>
         </w:tc>
@@ -13834,7 +13908,7 @@
               <w:rPr>
                 <w:sz w:val="20"/>
               </w:rPr>
-              <w:t>Схема и права БД</w:t>
+              <w:t>Преобразование ошибок в HTTP-ответы</w:t>
             </w:r>
           </w:p>
         </w:tc>
@@ -13860,7 +13934,7 @@
               <w:rPr>
                 <w:sz w:val="20"/>
               </w:rPr>
-              <w:t>init.sql, db/pg_hba.conf</w:t>
+              <w:t>backend/app/errors.py</w:t>
             </w:r>
           </w:p>
         </w:tc>
@@ -13892,7 +13966,7 @@
               <w:rPr>
                 <w:sz w:val="20"/>
               </w:rPr>
-              <w:t>Web Catalog</w:t>
+              <w:t>Validation</w:t>
             </w:r>
           </w:p>
         </w:tc>
@@ -13918,7 +13992,7 @@
               <w:rPr>
                 <w:sz w:val="20"/>
               </w:rPr>
-              <w:t>frontend/src/Catalog.jsx</w:t>
+              <w:t>backend/app/schemas.py</w:t>
             </w:r>
           </w:p>
         </w:tc>
@@ -13950,7 +14024,7 @@
               <w:rPr>
                 <w:sz w:val="20"/>
               </w:rPr>
-              <w:t>Checkout, вход, история</w:t>
+              <w:t>Security</w:t>
             </w:r>
           </w:p>
         </w:tc>
@@ -13976,7 +14050,355 @@
               <w:rPr>
                 <w:sz w:val="20"/>
               </w:rPr>
+              <w:t>backend/app/security.py</w:t>
+            </w:r>
+          </w:p>
+        </w:tc>
+      </w:tr>
+      <w:tr>
+        <w:trPr>
+          <w:cantSplit/>
+          <w:jc w:val="center"/>
+        </w:trPr>
+        <w:tc>
+          <w:tcPr>
+            <w:tcW w:w="4677" w:type="dxa"/>
+            <w:tcBorders>
+              <w:top w:val="single" w:sz="4" w:space="0" w:color="D9D9D9"/>
+              <w:left w:val="single" w:sz="4" w:space="0" w:color="D9D9D9"/>
+              <w:bottom w:val="single" w:sz="4" w:space="0" w:color="D9D9D9"/>
+              <w:right w:val="single" w:sz="4" w:space="0" w:color="D9D9D9"/>
+            </w:tcBorders>
+            <w:shd w:val="clear" w:color="auto" w:fill="F7F8F8"/>
+            <w:vAlign w:val="center"/>
+          </w:tcPr>
+          <w:p>
+            <w:pPr>
+              <w:spacing w:before="80" w:after="80" w:line="252" w:lineRule="auto"/>
+              <w:ind w:firstLine="0"/>
+              <w:jc w:val="left"/>
+            </w:pPr>
+            <w:r>
+              <w:rPr>
+                <w:sz w:val="20"/>
+              </w:rPr>
+              <w:t>DB</w:t>
+            </w:r>
+          </w:p>
+        </w:tc>
+        <w:tc>
+          <w:tcPr>
+            <w:tcW w:w="4677" w:type="dxa"/>
+            <w:tcBorders>
+              <w:top w:val="single" w:sz="4" w:space="0" w:color="D9D9D9"/>
+              <w:left w:val="single" w:sz="4" w:space="0" w:color="D9D9D9"/>
+              <w:bottom w:val="single" w:sz="4" w:space="0" w:color="D9D9D9"/>
+              <w:right w:val="single" w:sz="4" w:space="0" w:color="D9D9D9"/>
+            </w:tcBorders>
+            <w:shd w:val="clear" w:color="auto" w:fill="F7F8F8"/>
+            <w:vAlign w:val="center"/>
+          </w:tcPr>
+          <w:p>
+            <w:pPr>
+              <w:spacing w:before="80" w:after="80" w:line="252" w:lineRule="auto"/>
+              <w:ind w:firstLine="0"/>
+              <w:jc w:val="left"/>
+            </w:pPr>
+            <w:r>
+              <w:rPr>
+                <w:sz w:val="20"/>
+              </w:rPr>
+              <w:t>backend/app/db.py</w:t>
+            </w:r>
+          </w:p>
+        </w:tc>
+      </w:tr>
+      <w:tr>
+        <w:trPr>
+          <w:cantSplit/>
+          <w:jc w:val="center"/>
+        </w:trPr>
+        <w:tc>
+          <w:tcPr>
+            <w:tcW w:w="4677" w:type="dxa"/>
+            <w:tcBorders>
+              <w:top w:val="single" w:sz="4" w:space="0" w:color="D9D9D9"/>
+              <w:left w:val="single" w:sz="4" w:space="0" w:color="D9D9D9"/>
+              <w:bottom w:val="single" w:sz="4" w:space="0" w:color="D9D9D9"/>
+              <w:right w:val="single" w:sz="4" w:space="0" w:color="D9D9D9"/>
+            </w:tcBorders>
+            <w:shd w:val="clear" w:color="auto" w:fill="FFFFFF"/>
+            <w:vAlign w:val="center"/>
+          </w:tcPr>
+          <w:p>
+            <w:pPr>
+              <w:spacing w:before="80" w:after="80" w:line="252" w:lineRule="auto"/>
+              <w:ind w:firstLine="0"/>
+              <w:jc w:val="left"/>
+            </w:pPr>
+            <w:r>
+              <w:rPr>
+                <w:sz w:val="20"/>
+              </w:rPr>
+              <w:t>Схема и права БД</w:t>
+            </w:r>
+          </w:p>
+        </w:tc>
+        <w:tc>
+          <w:tcPr>
+            <w:tcW w:w="4677" w:type="dxa"/>
+            <w:tcBorders>
+              <w:top w:val="single" w:sz="4" w:space="0" w:color="D9D9D9"/>
+              <w:left w:val="single" w:sz="4" w:space="0" w:color="D9D9D9"/>
+              <w:bottom w:val="single" w:sz="4" w:space="0" w:color="D9D9D9"/>
+              <w:right w:val="single" w:sz="4" w:space="0" w:color="D9D9D9"/>
+            </w:tcBorders>
+            <w:shd w:val="clear" w:color="auto" w:fill="FFFFFF"/>
+            <w:vAlign w:val="center"/>
+          </w:tcPr>
+          <w:p>
+            <w:pPr>
+              <w:spacing w:before="80" w:after="80" w:line="252" w:lineRule="auto"/>
+              <w:ind w:firstLine="0"/>
+              <w:jc w:val="left"/>
+            </w:pPr>
+            <w:r>
+              <w:rPr>
+                <w:sz w:val="20"/>
+              </w:rPr>
+              <w:t>init.sql, db/pg_hba.conf</w:t>
+            </w:r>
+          </w:p>
+        </w:tc>
+      </w:tr>
+      <w:tr>
+        <w:trPr>
+          <w:cantSplit/>
+          <w:jc w:val="center"/>
+        </w:trPr>
+        <w:tc>
+          <w:tcPr>
+            <w:tcW w:w="4677" w:type="dxa"/>
+            <w:tcBorders>
+              <w:top w:val="single" w:sz="4" w:space="0" w:color="D9D9D9"/>
+              <w:left w:val="single" w:sz="4" w:space="0" w:color="D9D9D9"/>
+              <w:bottom w:val="single" w:sz="4" w:space="0" w:color="D9D9D9"/>
+              <w:right w:val="single" w:sz="4" w:space="0" w:color="D9D9D9"/>
+            </w:tcBorders>
+            <w:shd w:val="clear" w:color="auto" w:fill="F7F8F8"/>
+            <w:vAlign w:val="center"/>
+          </w:tcPr>
+          <w:p>
+            <w:pPr>
+              <w:spacing w:before="80" w:after="80" w:line="252" w:lineRule="auto"/>
+              <w:ind w:firstLine="0"/>
+              <w:jc w:val="left"/>
+            </w:pPr>
+            <w:r>
+              <w:rPr>
+                <w:sz w:val="20"/>
+              </w:rPr>
+              <w:t>Web Catalog</w:t>
+            </w:r>
+          </w:p>
+        </w:tc>
+        <w:tc>
+          <w:tcPr>
+            <w:tcW w:w="4677" w:type="dxa"/>
+            <w:tcBorders>
+              <w:top w:val="single" w:sz="4" w:space="0" w:color="D9D9D9"/>
+              <w:left w:val="single" w:sz="4" w:space="0" w:color="D9D9D9"/>
+              <w:bottom w:val="single" w:sz="4" w:space="0" w:color="D9D9D9"/>
+              <w:right w:val="single" w:sz="4" w:space="0" w:color="D9D9D9"/>
+            </w:tcBorders>
+            <w:shd w:val="clear" w:color="auto" w:fill="F7F8F8"/>
+            <w:vAlign w:val="center"/>
+          </w:tcPr>
+          <w:p>
+            <w:pPr>
+              <w:spacing w:before="80" w:after="80" w:line="252" w:lineRule="auto"/>
+              <w:ind w:firstLine="0"/>
+              <w:jc w:val="left"/>
+            </w:pPr>
+            <w:r>
+              <w:rPr>
+                <w:sz w:val="20"/>
+              </w:rPr>
+              <w:t>frontend/src/Catalog.jsx</w:t>
+            </w:r>
+          </w:p>
+        </w:tc>
+      </w:tr>
+      <w:tr>
+        <w:trPr>
+          <w:cantSplit/>
+          <w:jc w:val="center"/>
+        </w:trPr>
+        <w:tc>
+          <w:tcPr>
+            <w:tcW w:w="4677" w:type="dxa"/>
+            <w:tcBorders>
+              <w:top w:val="single" w:sz="4" w:space="0" w:color="D9D9D9"/>
+              <w:left w:val="single" w:sz="4" w:space="0" w:color="D9D9D9"/>
+              <w:bottom w:val="single" w:sz="4" w:space="0" w:color="D9D9D9"/>
+              <w:right w:val="single" w:sz="4" w:space="0" w:color="D9D9D9"/>
+            </w:tcBorders>
+            <w:shd w:val="clear" w:color="auto" w:fill="FFFFFF"/>
+            <w:vAlign w:val="center"/>
+          </w:tcPr>
+          <w:p>
+            <w:pPr>
+              <w:spacing w:before="80" w:after="80" w:line="252" w:lineRule="auto"/>
+              <w:ind w:firstLine="0"/>
+              <w:jc w:val="left"/>
+            </w:pPr>
+            <w:r>
+              <w:rPr>
+                <w:sz w:val="20"/>
+              </w:rPr>
+              <w:t>Оркестрация состояния интерфейса</w:t>
+            </w:r>
+          </w:p>
+        </w:tc>
+        <w:tc>
+          <w:tcPr>
+            <w:tcW w:w="4677" w:type="dxa"/>
+            <w:tcBorders>
+              <w:top w:val="single" w:sz="4" w:space="0" w:color="D9D9D9"/>
+              <w:left w:val="single" w:sz="4" w:space="0" w:color="D9D9D9"/>
+              <w:bottom w:val="single" w:sz="4" w:space="0" w:color="D9D9D9"/>
+              <w:right w:val="single" w:sz="4" w:space="0" w:color="D9D9D9"/>
+            </w:tcBorders>
+            <w:shd w:val="clear" w:color="auto" w:fill="FFFFFF"/>
+            <w:vAlign w:val="center"/>
+          </w:tcPr>
+          <w:p>
+            <w:pPr>
+              <w:spacing w:before="80" w:after="80" w:line="252" w:lineRule="auto"/>
+              <w:ind w:firstLine="0"/>
+              <w:jc w:val="left"/>
+            </w:pPr>
+            <w:r>
+              <w:rPr>
+                <w:sz w:val="20"/>
+              </w:rPr>
               <w:t>frontend/src/App.jsx</w:t>
+            </w:r>
+          </w:p>
+        </w:tc>
+      </w:tr>
+      <w:tr>
+        <w:trPr>
+          <w:cantSplit/>
+          <w:jc w:val="center"/>
+        </w:trPr>
+        <w:tc>
+          <w:tcPr>
+            <w:tcW w:w="4677" w:type="dxa"/>
+            <w:tcBorders>
+              <w:top w:val="single" w:sz="4" w:space="0" w:color="D9D9D9"/>
+              <w:left w:val="single" w:sz="4" w:space="0" w:color="D9D9D9"/>
+              <w:bottom w:val="single" w:sz="4" w:space="0" w:color="D9D9D9"/>
+              <w:right w:val="single" w:sz="4" w:space="0" w:color="D9D9D9"/>
+            </w:tcBorders>
+            <w:shd w:val="clear" w:color="auto" w:fill="F7F8F8"/>
+            <w:vAlign w:val="center"/>
+          </w:tcPr>
+          <w:p>
+            <w:pPr>
+              <w:spacing w:before="80" w:after="80" w:line="252" w:lineRule="auto"/>
+              <w:ind w:firstLine="0"/>
+              <w:jc w:val="left"/>
+            </w:pPr>
+            <w:r>
+              <w:rPr>
+                <w:sz w:val="20"/>
+              </w:rPr>
+              <w:t>Вход, навигация, редактор товара</w:t>
+            </w:r>
+          </w:p>
+        </w:tc>
+        <w:tc>
+          <w:tcPr>
+            <w:tcW w:w="4677" w:type="dxa"/>
+            <w:tcBorders>
+              <w:top w:val="single" w:sz="4" w:space="0" w:color="D9D9D9"/>
+              <w:left w:val="single" w:sz="4" w:space="0" w:color="D9D9D9"/>
+              <w:bottom w:val="single" w:sz="4" w:space="0" w:color="D9D9D9"/>
+              <w:right w:val="single" w:sz="4" w:space="0" w:color="D9D9D9"/>
+            </w:tcBorders>
+            <w:shd w:val="clear" w:color="auto" w:fill="F7F8F8"/>
+            <w:vAlign w:val="center"/>
+          </w:tcPr>
+          <w:p>
+            <w:pPr>
+              <w:spacing w:before="80" w:after="80" w:line="252" w:lineRule="auto"/>
+              <w:ind w:firstLine="0"/>
+              <w:jc w:val="left"/>
+            </w:pPr>
+            <w:r>
+              <w:rPr>
+                <w:sz w:val="20"/>
+              </w:rPr>
+              <w:t>frontend/src/components/*.jsx</w:t>
+            </w:r>
+          </w:p>
+        </w:tc>
+      </w:tr>
+      <w:tr>
+        <w:trPr>
+          <w:cantSplit/>
+          <w:jc w:val="center"/>
+        </w:trPr>
+        <w:tc>
+          <w:tcPr>
+            <w:tcW w:w="4677" w:type="dxa"/>
+            <w:tcBorders>
+              <w:top w:val="single" w:sz="4" w:space="0" w:color="D9D9D9"/>
+              <w:left w:val="single" w:sz="4" w:space="0" w:color="D9D9D9"/>
+              <w:bottom w:val="single" w:sz="4" w:space="0" w:color="D9D9D9"/>
+              <w:right w:val="single" w:sz="4" w:space="0" w:color="D9D9D9"/>
+            </w:tcBorders>
+            <w:shd w:val="clear" w:color="auto" w:fill="FFFFFF"/>
+            <w:vAlign w:val="center"/>
+          </w:tcPr>
+          <w:p>
+            <w:pPr>
+              <w:spacing w:before="80" w:after="80" w:line="252" w:lineRule="auto"/>
+              <w:ind w:firstLine="0"/>
+              <w:jc w:val="left"/>
+            </w:pPr>
+            <w:r>
+              <w:rPr>
+                <w:sz w:val="20"/>
+              </w:rPr>
+              <w:t>Checkout и история</w:t>
+            </w:r>
+          </w:p>
+        </w:tc>
+        <w:tc>
+          <w:tcPr>
+            <w:tcW w:w="4677" w:type="dxa"/>
+            <w:tcBorders>
+              <w:top w:val="single" w:sz="4" w:space="0" w:color="D9D9D9"/>
+              <w:left w:val="single" w:sz="4" w:space="0" w:color="D9D9D9"/>
+              <w:bottom w:val="single" w:sz="4" w:space="0" w:color="D9D9D9"/>
+              <w:right w:val="single" w:sz="4" w:space="0" w:color="D9D9D9"/>
+            </w:tcBorders>
+            <w:shd w:val="clear" w:color="auto" w:fill="FFFFFF"/>
+            <w:vAlign w:val="center"/>
+          </w:tcPr>
+          <w:p>
+            <w:pPr>
+              <w:spacing w:before="80" w:after="80" w:line="252" w:lineRule="auto"/>
+              <w:ind w:firstLine="0"/>
+              <w:jc w:val="left"/>
+            </w:pPr>
+            <w:r>
+              <w:rPr>
+                <w:sz w:val="20"/>
+              </w:rPr>
+              <w:t>frontend/src/features/checkout/*.jsx, frontend/src/features/receipts/*.jsx</w:t>
             </w:r>
           </w:p>
         </w:tc>
@@ -14163,7 +14585,11 @@
     </w:p>
     <w:p>
       <w:r>
-        <w:t>Это план структуры будущего кода. В ЛР №1 размещаются только документы и модели. ЛР №2 создаёт отдельный инфраструктурный стенд с заглушкой и своим томом; прикладная схема и исходники появляются только в ЛР №3. ЛР №4 реализует отдельную инструментальную утилиту варианта 12.</w:t>
+        <w:t xml:space="preserve">Это план структуры будущего кода. В ЛР №1 размещаются только документы и модели. ЛР №2 создаёт отдельный инфраструктурный стенд с </w:t>
+      </w:r>
+      <w:r>
+        <w:lastRenderedPageBreak/>
+        <w:t>заглушкой и своим томом; прикладная схема и исходники появляются только в ЛР №3. ЛР №4 реализует отдельную инструментальную утилиту варианта 12.</w:t>
       </w:r>
     </w:p>
     <w:p>
@@ -14171,7 +14597,6 @@
         <w:pStyle w:val="31"/>
       </w:pPr>
       <w:r>
-        <w:lastRenderedPageBreak/>
         <w:t>4.2.3 Распределение функций между участниками</w:t>
       </w:r>
     </w:p>
@@ -14660,7 +15085,7 @@
       <w:pPr>
         <w:pStyle w:val="21"/>
       </w:pPr>
-      <w:bookmarkStart w:id="27" w:name="_Toc239798935"/>
+      <w:bookmarkStart w:id="27" w:name="_Toc240137922"/>
       <w:r>
         <w:t>4.3 Надёжность и эксплуатационные границы</w:t>
       </w:r>
@@ -14673,16 +15098,19 @@
     </w:p>
     <w:p>
       <w:r>
-        <w:t>Секреты передаются через локальный конфигурационный файл, не включаются в сборку клиента и Git. Различаются пользовательские роли приложения и технические роли БД. Администратор БД доверенный и может обходить прикладные ограничения; его действия выполняются по регламенту. Контур приложения и контур Redmine имеют разные базы и тома.</w:t>
+        <w:t xml:space="preserve">Секреты передаются через локальный конфигурационный файл, не включаются в сборку клиента и Git. Различаются пользовательские роли приложения и технические роли БД. Администратор БД доверенный и может обходить прикладные ограничения; его действия выполняются по </w:t>
+      </w:r>
+      <w:r>
+        <w:lastRenderedPageBreak/>
+        <w:t>регламенту. Контур приложения и контур Redmine имеют разные базы и тома.</w:t>
       </w:r>
     </w:p>
     <w:p>
       <w:pPr>
         <w:pStyle w:val="21"/>
       </w:pPr>
-      <w:bookmarkStart w:id="28" w:name="_Toc239798936"/>
+      <w:bookmarkStart w:id="28" w:name="_Toc240137923"/>
       <w:r>
-        <w:lastRenderedPageBreak/>
         <w:t>4.4 Заключение и выводы</w:t>
       </w:r>
       <w:bookmarkEnd w:id="28"/>
@@ -14723,7 +15151,7 @@
       <w:pPr>
         <w:pStyle w:val="1"/>
       </w:pPr>
-      <w:bookmarkStart w:id="29" w:name="_Toc239798937"/>
+      <w:bookmarkStart w:id="29" w:name="_Toc240137924"/>
       <w:r>
         <w:lastRenderedPageBreak/>
         <w:t>5 Роли и защита ЛР №1</w:t>
@@ -14753,14 +15181,758 @@
     <w:p>
       <w:pPr>
         <w:pStyle w:val="1"/>
+      </w:pPr>
+      <w:bookmarkStart w:id="30" w:name="_Toc240137925"/>
+      <w:r>
+        <w:lastRenderedPageBreak/>
+        <w:t>6 Проверка по методическим указаниям ЛР №1</w:t>
+      </w:r>
+      <w:bookmarkEnd w:id="30"/>
+    </w:p>
+    <w:p>
+      <w:r>
+        <w:t>Вариант 36 на с. 47: информационная система супермаркета. В этой директории оставлены только проектные артефакты; прикладного кода нет.</w:t>
+      </w:r>
+    </w:p>
+    <w:tbl>
+      <w:tblPr>
+        <w:tblW w:w="0" w:type="auto"/>
+        <w:jc w:val="center"/>
+        <w:tblLayout w:type="fixed"/>
+        <w:tblLook w:val="04A0" w:firstRow="1" w:lastRow="0" w:firstColumn="1" w:lastColumn="0" w:noHBand="0" w:noVBand="1"/>
+      </w:tblPr>
+      <w:tblGrid>
+        <w:gridCol w:w="4677"/>
+        <w:gridCol w:w="4677"/>
+      </w:tblGrid>
+      <w:tr>
+        <w:trPr>
+          <w:cantSplit/>
+          <w:tblHeader/>
+          <w:jc w:val="center"/>
+        </w:trPr>
+        <w:tc>
+          <w:tcPr>
+            <w:tcW w:w="4677" w:type="dxa"/>
+            <w:tcBorders>
+              <w:top w:val="single" w:sz="4" w:space="0" w:color="D9D9D9"/>
+              <w:left w:val="single" w:sz="4" w:space="0" w:color="D9D9D9"/>
+              <w:bottom w:val="single" w:sz="4" w:space="0" w:color="D9D9D9"/>
+              <w:right w:val="single" w:sz="4" w:space="0" w:color="D9D9D9"/>
+            </w:tcBorders>
+            <w:shd w:val="clear" w:color="auto" w:fill="E8EDF1"/>
+            <w:vAlign w:val="center"/>
+          </w:tcPr>
+          <w:p>
+            <w:pPr>
+              <w:keepNext/>
+              <w:spacing w:before="80" w:after="80" w:line="252" w:lineRule="auto"/>
+              <w:ind w:firstLine="0"/>
+              <w:jc w:val="left"/>
+            </w:pPr>
+            <w:r>
+              <w:rPr>
+                <w:b/>
+                <w:sz w:val="20"/>
+              </w:rPr>
+              <w:t>Требование методички</w:t>
+            </w:r>
+          </w:p>
+        </w:tc>
+        <w:tc>
+          <w:tcPr>
+            <w:tcW w:w="4677" w:type="dxa"/>
+            <w:tcBorders>
+              <w:top w:val="single" w:sz="4" w:space="0" w:color="D9D9D9"/>
+              <w:left w:val="single" w:sz="4" w:space="0" w:color="D9D9D9"/>
+              <w:bottom w:val="single" w:sz="4" w:space="0" w:color="D9D9D9"/>
+              <w:right w:val="single" w:sz="4" w:space="0" w:color="D9D9D9"/>
+            </w:tcBorders>
+            <w:shd w:val="clear" w:color="auto" w:fill="E8EDF1"/>
+            <w:vAlign w:val="center"/>
+          </w:tcPr>
+          <w:p>
+            <w:pPr>
+              <w:keepNext/>
+              <w:spacing w:before="80" w:after="80" w:line="252" w:lineRule="auto"/>
+              <w:ind w:firstLine="0"/>
+              <w:jc w:val="left"/>
+            </w:pPr>
+            <w:r>
+              <w:rPr>
+                <w:b/>
+                <w:sz w:val="20"/>
+              </w:rPr>
+              <w:t>Где выполнено</w:t>
+            </w:r>
+          </w:p>
+        </w:tc>
+      </w:tr>
+      <w:tr>
+        <w:trPr>
+          <w:cantSplit/>
+          <w:jc w:val="center"/>
+        </w:trPr>
+        <w:tc>
+          <w:tcPr>
+            <w:tcW w:w="4677" w:type="dxa"/>
+            <w:tcBorders>
+              <w:top w:val="single" w:sz="4" w:space="0" w:color="D9D9D9"/>
+              <w:left w:val="single" w:sz="4" w:space="0" w:color="D9D9D9"/>
+              <w:bottom w:val="single" w:sz="4" w:space="0" w:color="D9D9D9"/>
+              <w:right w:val="single" w:sz="4" w:space="0" w:color="D9D9D9"/>
+            </w:tcBorders>
+            <w:shd w:val="clear" w:color="auto" w:fill="FFFFFF"/>
+            <w:vAlign w:val="center"/>
+          </w:tcPr>
+          <w:p>
+            <w:pPr>
+              <w:spacing w:before="80" w:after="80" w:line="252" w:lineRule="auto"/>
+              <w:ind w:firstLine="0"/>
+              <w:jc w:val="left"/>
+            </w:pPr>
+            <w:r>
+              <w:rPr>
+                <w:sz w:val="20"/>
+              </w:rPr>
+              <w:t>Концепция, границы и словарь</w:t>
+            </w:r>
+          </w:p>
+        </w:tc>
+        <w:tc>
+          <w:tcPr>
+            <w:tcW w:w="4677" w:type="dxa"/>
+            <w:tcBorders>
+              <w:top w:val="single" w:sz="4" w:space="0" w:color="D9D9D9"/>
+              <w:left w:val="single" w:sz="4" w:space="0" w:color="D9D9D9"/>
+              <w:bottom w:val="single" w:sz="4" w:space="0" w:color="D9D9D9"/>
+              <w:right w:val="single" w:sz="4" w:space="0" w:color="D9D9D9"/>
+            </w:tcBorders>
+            <w:shd w:val="clear" w:color="auto" w:fill="FFFFFF"/>
+            <w:vAlign w:val="center"/>
+          </w:tcPr>
+          <w:p>
+            <w:pPr>
+              <w:spacing w:before="80" w:after="80" w:line="252" w:lineRule="auto"/>
+              <w:ind w:firstLine="0"/>
+              <w:jc w:val="left"/>
+            </w:pPr>
+            <w:r>
+              <w:rPr>
+                <w:sz w:val="20"/>
+              </w:rPr>
+              <w:t>CONCEPT.md</w:t>
+            </w:r>
+          </w:p>
+        </w:tc>
+      </w:tr>
+      <w:tr>
+        <w:trPr>
+          <w:cantSplit/>
+          <w:jc w:val="center"/>
+        </w:trPr>
+        <w:tc>
+          <w:tcPr>
+            <w:tcW w:w="4677" w:type="dxa"/>
+            <w:tcBorders>
+              <w:top w:val="single" w:sz="4" w:space="0" w:color="D9D9D9"/>
+              <w:left w:val="single" w:sz="4" w:space="0" w:color="D9D9D9"/>
+              <w:bottom w:val="single" w:sz="4" w:space="0" w:color="D9D9D9"/>
+              <w:right w:val="single" w:sz="4" w:space="0" w:color="D9D9D9"/>
+            </w:tcBorders>
+            <w:shd w:val="clear" w:color="auto" w:fill="F7F8F8"/>
+            <w:vAlign w:val="center"/>
+          </w:tcPr>
+          <w:p>
+            <w:pPr>
+              <w:spacing w:before="80" w:after="80" w:line="252" w:lineRule="auto"/>
+              <w:ind w:firstLine="0"/>
+              <w:jc w:val="left"/>
+            </w:pPr>
+            <w:r>
+              <w:rPr>
+                <w:sz w:val="20"/>
+              </w:rPr>
+              <w:t>Конфликты интересов и дерево функций</w:t>
+            </w:r>
+          </w:p>
+        </w:tc>
+        <w:tc>
+          <w:tcPr>
+            <w:tcW w:w="4677" w:type="dxa"/>
+            <w:tcBorders>
+              <w:top w:val="single" w:sz="4" w:space="0" w:color="D9D9D9"/>
+              <w:left w:val="single" w:sz="4" w:space="0" w:color="D9D9D9"/>
+              <w:bottom w:val="single" w:sz="4" w:space="0" w:color="D9D9D9"/>
+              <w:right w:val="single" w:sz="4" w:space="0" w:color="D9D9D9"/>
+            </w:tcBorders>
+            <w:shd w:val="clear" w:color="auto" w:fill="F7F8F8"/>
+            <w:vAlign w:val="center"/>
+          </w:tcPr>
+          <w:p>
+            <w:pPr>
+              <w:spacing w:before="80" w:after="80" w:line="252" w:lineRule="auto"/>
+              <w:ind w:firstLine="0"/>
+              <w:jc w:val="left"/>
+            </w:pPr>
+            <w:r>
+              <w:rPr>
+                <w:sz w:val="20"/>
+              </w:rPr>
+              <w:t>CONCEPT.md</w:t>
+            </w:r>
+          </w:p>
+        </w:tc>
+      </w:tr>
+      <w:tr>
+        <w:trPr>
+          <w:cantSplit/>
+          <w:jc w:val="center"/>
+        </w:trPr>
+        <w:tc>
+          <w:tcPr>
+            <w:tcW w:w="4677" w:type="dxa"/>
+            <w:tcBorders>
+              <w:top w:val="single" w:sz="4" w:space="0" w:color="D9D9D9"/>
+              <w:left w:val="single" w:sz="4" w:space="0" w:color="D9D9D9"/>
+              <w:bottom w:val="single" w:sz="4" w:space="0" w:color="D9D9D9"/>
+              <w:right w:val="single" w:sz="4" w:space="0" w:color="D9D9D9"/>
+            </w:tcBorders>
+            <w:shd w:val="clear" w:color="auto" w:fill="FFFFFF"/>
+            <w:vAlign w:val="center"/>
+          </w:tcPr>
+          <w:p>
+            <w:pPr>
+              <w:spacing w:before="80" w:after="80" w:line="252" w:lineRule="auto"/>
+              <w:ind w:firstLine="0"/>
+              <w:jc w:val="left"/>
+            </w:pPr>
+            <w:r>
+              <w:rPr>
+                <w:sz w:val="20"/>
+              </w:rPr>
+              <w:t>Бизнес-, функциональные и нефункциональные требования</w:t>
+            </w:r>
+          </w:p>
+        </w:tc>
+        <w:tc>
+          <w:tcPr>
+            <w:tcW w:w="4677" w:type="dxa"/>
+            <w:tcBorders>
+              <w:top w:val="single" w:sz="4" w:space="0" w:color="D9D9D9"/>
+              <w:left w:val="single" w:sz="4" w:space="0" w:color="D9D9D9"/>
+              <w:bottom w:val="single" w:sz="4" w:space="0" w:color="D9D9D9"/>
+              <w:right w:val="single" w:sz="4" w:space="0" w:color="D9D9D9"/>
+            </w:tcBorders>
+            <w:shd w:val="clear" w:color="auto" w:fill="FFFFFF"/>
+            <w:vAlign w:val="center"/>
+          </w:tcPr>
+          <w:p>
+            <w:pPr>
+              <w:spacing w:before="80" w:after="80" w:line="252" w:lineRule="auto"/>
+              <w:ind w:firstLine="0"/>
+              <w:jc w:val="left"/>
+            </w:pPr>
+            <w:r>
+              <w:rPr>
+                <w:sz w:val="20"/>
+              </w:rPr>
+              <w:t>REQUIREMENTS.md</w:t>
+            </w:r>
+          </w:p>
+        </w:tc>
+      </w:tr>
+      <w:tr>
+        <w:trPr>
+          <w:cantSplit/>
+          <w:jc w:val="center"/>
+        </w:trPr>
+        <w:tc>
+          <w:tcPr>
+            <w:tcW w:w="4677" w:type="dxa"/>
+            <w:tcBorders>
+              <w:top w:val="single" w:sz="4" w:space="0" w:color="D9D9D9"/>
+              <w:left w:val="single" w:sz="4" w:space="0" w:color="D9D9D9"/>
+              <w:bottom w:val="single" w:sz="4" w:space="0" w:color="D9D9D9"/>
+              <w:right w:val="single" w:sz="4" w:space="0" w:color="D9D9D9"/>
+            </w:tcBorders>
+            <w:shd w:val="clear" w:color="auto" w:fill="F7F8F8"/>
+            <w:vAlign w:val="center"/>
+          </w:tcPr>
+          <w:p>
+            <w:pPr>
+              <w:spacing w:before="80" w:after="80" w:line="252" w:lineRule="auto"/>
+              <w:ind w:firstLine="0"/>
+              <w:jc w:val="left"/>
+            </w:pPr>
+            <w:r>
+              <w:rPr>
+                <w:sz w:val="20"/>
+              </w:rPr>
+              <w:t>Требования к UI и CRUD-матрица</w:t>
+            </w:r>
+          </w:p>
+        </w:tc>
+        <w:tc>
+          <w:tcPr>
+            <w:tcW w:w="4677" w:type="dxa"/>
+            <w:tcBorders>
+              <w:top w:val="single" w:sz="4" w:space="0" w:color="D9D9D9"/>
+              <w:left w:val="single" w:sz="4" w:space="0" w:color="D9D9D9"/>
+              <w:bottom w:val="single" w:sz="4" w:space="0" w:color="D9D9D9"/>
+              <w:right w:val="single" w:sz="4" w:space="0" w:color="D9D9D9"/>
+            </w:tcBorders>
+            <w:shd w:val="clear" w:color="auto" w:fill="F7F8F8"/>
+            <w:vAlign w:val="center"/>
+          </w:tcPr>
+          <w:p>
+            <w:pPr>
+              <w:spacing w:before="80" w:after="80" w:line="252" w:lineRule="auto"/>
+              <w:ind w:firstLine="0"/>
+              <w:jc w:val="left"/>
+            </w:pPr>
+            <w:r>
+              <w:rPr>
+                <w:sz w:val="20"/>
+              </w:rPr>
+              <w:t>REQUIREMENTS.md</w:t>
+            </w:r>
+          </w:p>
+        </w:tc>
+      </w:tr>
+      <w:tr>
+        <w:trPr>
+          <w:cantSplit/>
+          <w:jc w:val="center"/>
+        </w:trPr>
+        <w:tc>
+          <w:tcPr>
+            <w:tcW w:w="4677" w:type="dxa"/>
+            <w:tcBorders>
+              <w:top w:val="single" w:sz="4" w:space="0" w:color="D9D9D9"/>
+              <w:left w:val="single" w:sz="4" w:space="0" w:color="D9D9D9"/>
+              <w:bottom w:val="single" w:sz="4" w:space="0" w:color="D9D9D9"/>
+              <w:right w:val="single" w:sz="4" w:space="0" w:color="D9D9D9"/>
+            </w:tcBorders>
+            <w:shd w:val="clear" w:color="auto" w:fill="FFFFFF"/>
+            <w:vAlign w:val="center"/>
+          </w:tcPr>
+          <w:p>
+            <w:pPr>
+              <w:spacing w:before="80" w:after="80" w:line="252" w:lineRule="auto"/>
+              <w:ind w:firstLine="0"/>
+              <w:jc w:val="left"/>
+            </w:pPr>
+            <w:r>
+              <w:rPr>
+                <w:sz w:val="20"/>
+              </w:rPr>
+              <w:t>Модель предметной области</w:t>
+            </w:r>
+          </w:p>
+        </w:tc>
+        <w:tc>
+          <w:tcPr>
+            <w:tcW w:w="4677" w:type="dxa"/>
+            <w:tcBorders>
+              <w:top w:val="single" w:sz="4" w:space="0" w:color="D9D9D9"/>
+              <w:left w:val="single" w:sz="4" w:space="0" w:color="D9D9D9"/>
+              <w:bottom w:val="single" w:sz="4" w:space="0" w:color="D9D9D9"/>
+              <w:right w:val="single" w:sz="4" w:space="0" w:color="D9D9D9"/>
+            </w:tcBorders>
+            <w:shd w:val="clear" w:color="auto" w:fill="FFFFFF"/>
+            <w:vAlign w:val="center"/>
+          </w:tcPr>
+          <w:p>
+            <w:pPr>
+              <w:spacing w:before="80" w:after="80" w:line="252" w:lineRule="auto"/>
+              <w:ind w:firstLine="0"/>
+              <w:jc w:val="left"/>
+            </w:pPr>
+            <w:r>
+              <w:rPr>
+                <w:sz w:val="20"/>
+              </w:rPr>
+              <w:t>DOMAIN_MODEL.md, объектная и ER-диаграммы</w:t>
+            </w:r>
+          </w:p>
+        </w:tc>
+      </w:tr>
+      <w:tr>
+        <w:trPr>
+          <w:cantSplit/>
+          <w:jc w:val="center"/>
+        </w:trPr>
+        <w:tc>
+          <w:tcPr>
+            <w:tcW w:w="4677" w:type="dxa"/>
+            <w:tcBorders>
+              <w:top w:val="single" w:sz="4" w:space="0" w:color="D9D9D9"/>
+              <w:left w:val="single" w:sz="4" w:space="0" w:color="D9D9D9"/>
+              <w:bottom w:val="single" w:sz="4" w:space="0" w:color="D9D9D9"/>
+              <w:right w:val="single" w:sz="4" w:space="0" w:color="D9D9D9"/>
+            </w:tcBorders>
+            <w:shd w:val="clear" w:color="auto" w:fill="F7F8F8"/>
+            <w:vAlign w:val="center"/>
+          </w:tcPr>
+          <w:p>
+            <w:pPr>
+              <w:spacing w:before="80" w:after="80" w:line="252" w:lineRule="auto"/>
+              <w:ind w:firstLine="0"/>
+              <w:jc w:val="left"/>
+            </w:pPr>
+            <w:r>
+              <w:rPr>
+                <w:sz w:val="20"/>
+              </w:rPr>
+              <w:t>UML Use Case</w:t>
+            </w:r>
+          </w:p>
+        </w:tc>
+        <w:tc>
+          <w:tcPr>
+            <w:tcW w:w="4677" w:type="dxa"/>
+            <w:tcBorders>
+              <w:top w:val="single" w:sz="4" w:space="0" w:color="D9D9D9"/>
+              <w:left w:val="single" w:sz="4" w:space="0" w:color="D9D9D9"/>
+              <w:bottom w:val="single" w:sz="4" w:space="0" w:color="D9D9D9"/>
+              <w:right w:val="single" w:sz="4" w:space="0" w:color="D9D9D9"/>
+            </w:tcBorders>
+            <w:shd w:val="clear" w:color="auto" w:fill="F7F8F8"/>
+            <w:vAlign w:val="center"/>
+          </w:tcPr>
+          <w:p>
+            <w:pPr>
+              <w:spacing w:before="80" w:after="80" w:line="252" w:lineRule="auto"/>
+              <w:ind w:firstLine="0"/>
+              <w:jc w:val="left"/>
+            </w:pPr>
+            <w:r>
+              <w:rPr>
+                <w:sz w:val="20"/>
+              </w:rPr>
+              <w:t>diagrams/01-use-case.puml</w:t>
+            </w:r>
+          </w:p>
+        </w:tc>
+      </w:tr>
+      <w:tr>
+        <w:trPr>
+          <w:cantSplit/>
+          <w:jc w:val="center"/>
+        </w:trPr>
+        <w:tc>
+          <w:tcPr>
+            <w:tcW w:w="4677" w:type="dxa"/>
+            <w:tcBorders>
+              <w:top w:val="single" w:sz="4" w:space="0" w:color="D9D9D9"/>
+              <w:left w:val="single" w:sz="4" w:space="0" w:color="D9D9D9"/>
+              <w:bottom w:val="single" w:sz="4" w:space="0" w:color="D9D9D9"/>
+              <w:right w:val="single" w:sz="4" w:space="0" w:color="D9D9D9"/>
+            </w:tcBorders>
+            <w:shd w:val="clear" w:color="auto" w:fill="FFFFFF"/>
+            <w:vAlign w:val="center"/>
+          </w:tcPr>
+          <w:p>
+            <w:pPr>
+              <w:spacing w:before="80" w:after="80" w:line="252" w:lineRule="auto"/>
+              <w:ind w:firstLine="0"/>
+              <w:jc w:val="left"/>
+            </w:pPr>
+            <w:r>
+              <w:rPr>
+                <w:sz w:val="20"/>
+              </w:rPr>
+              <w:t>BPMN процесса продажи</w:t>
+            </w:r>
+          </w:p>
+        </w:tc>
+        <w:tc>
+          <w:tcPr>
+            <w:tcW w:w="4677" w:type="dxa"/>
+            <w:tcBorders>
+              <w:top w:val="single" w:sz="4" w:space="0" w:color="D9D9D9"/>
+              <w:left w:val="single" w:sz="4" w:space="0" w:color="D9D9D9"/>
+              <w:bottom w:val="single" w:sz="4" w:space="0" w:color="D9D9D9"/>
+              <w:right w:val="single" w:sz="4" w:space="0" w:color="D9D9D9"/>
+            </w:tcBorders>
+            <w:shd w:val="clear" w:color="auto" w:fill="FFFFFF"/>
+            <w:vAlign w:val="center"/>
+          </w:tcPr>
+          <w:p>
+            <w:pPr>
+              <w:spacing w:before="80" w:after="80" w:line="252" w:lineRule="auto"/>
+              <w:ind w:firstLine="0"/>
+              <w:jc w:val="left"/>
+            </w:pPr>
+            <w:r>
+              <w:rPr>
+                <w:sz w:val="20"/>
+              </w:rPr>
+              <w:t>diagrams/03-sale.bpmn, дополнительное представление PlantUML</w:t>
+            </w:r>
+          </w:p>
+        </w:tc>
+      </w:tr>
+      <w:tr>
+        <w:trPr>
+          <w:cantSplit/>
+          <w:jc w:val="center"/>
+        </w:trPr>
+        <w:tc>
+          <w:tcPr>
+            <w:tcW w:w="4677" w:type="dxa"/>
+            <w:tcBorders>
+              <w:top w:val="single" w:sz="4" w:space="0" w:color="D9D9D9"/>
+              <w:left w:val="single" w:sz="4" w:space="0" w:color="D9D9D9"/>
+              <w:bottom w:val="single" w:sz="4" w:space="0" w:color="D9D9D9"/>
+              <w:right w:val="single" w:sz="4" w:space="0" w:color="D9D9D9"/>
+            </w:tcBorders>
+            <w:shd w:val="clear" w:color="auto" w:fill="F7F8F8"/>
+            <w:vAlign w:val="center"/>
+          </w:tcPr>
+          <w:p>
+            <w:pPr>
+              <w:spacing w:before="80" w:after="80" w:line="252" w:lineRule="auto"/>
+              <w:ind w:firstLine="0"/>
+              <w:jc w:val="left"/>
+            </w:pPr>
+            <w:r>
+              <w:rPr>
+                <w:sz w:val="20"/>
+              </w:rPr>
+              <w:t>Диаграмма состояний</w:t>
+            </w:r>
+          </w:p>
+        </w:tc>
+        <w:tc>
+          <w:tcPr>
+            <w:tcW w:w="4677" w:type="dxa"/>
+            <w:tcBorders>
+              <w:top w:val="single" w:sz="4" w:space="0" w:color="D9D9D9"/>
+              <w:left w:val="single" w:sz="4" w:space="0" w:color="D9D9D9"/>
+              <w:bottom w:val="single" w:sz="4" w:space="0" w:color="D9D9D9"/>
+              <w:right w:val="single" w:sz="4" w:space="0" w:color="D9D9D9"/>
+            </w:tcBorders>
+            <w:shd w:val="clear" w:color="auto" w:fill="F7F8F8"/>
+            <w:vAlign w:val="center"/>
+          </w:tcPr>
+          <w:p>
+            <w:pPr>
+              <w:spacing w:before="80" w:after="80" w:line="252" w:lineRule="auto"/>
+              <w:ind w:firstLine="0"/>
+              <w:jc w:val="left"/>
+            </w:pPr>
+            <w:r>
+              <w:rPr>
+                <w:sz w:val="20"/>
+              </w:rPr>
+              <w:t>diagrams/04-receipt-states.puml</w:t>
+            </w:r>
+          </w:p>
+        </w:tc>
+      </w:tr>
+      <w:tr>
+        <w:trPr>
+          <w:cantSplit/>
+          <w:jc w:val="center"/>
+        </w:trPr>
+        <w:tc>
+          <w:tcPr>
+            <w:tcW w:w="4677" w:type="dxa"/>
+            <w:tcBorders>
+              <w:top w:val="single" w:sz="4" w:space="0" w:color="D9D9D9"/>
+              <w:left w:val="single" w:sz="4" w:space="0" w:color="D9D9D9"/>
+              <w:bottom w:val="single" w:sz="4" w:space="0" w:color="D9D9D9"/>
+              <w:right w:val="single" w:sz="4" w:space="0" w:color="D9D9D9"/>
+            </w:tcBorders>
+            <w:shd w:val="clear" w:color="auto" w:fill="FFFFFF"/>
+            <w:vAlign w:val="center"/>
+          </w:tcPr>
+          <w:p>
+            <w:pPr>
+              <w:spacing w:before="80" w:after="80" w:line="252" w:lineRule="auto"/>
+              <w:ind w:firstLine="0"/>
+              <w:jc w:val="left"/>
+            </w:pPr>
+            <w:r>
+              <w:rPr>
+                <w:sz w:val="20"/>
+              </w:rPr>
+              <w:t>Архитектура и структуры размещения, реализации, распределения функций</w:t>
+            </w:r>
+          </w:p>
+        </w:tc>
+        <w:tc>
+          <w:tcPr>
+            <w:tcW w:w="4677" w:type="dxa"/>
+            <w:tcBorders>
+              <w:top w:val="single" w:sz="4" w:space="0" w:color="D9D9D9"/>
+              <w:left w:val="single" w:sz="4" w:space="0" w:color="D9D9D9"/>
+              <w:bottom w:val="single" w:sz="4" w:space="0" w:color="D9D9D9"/>
+              <w:right w:val="single" w:sz="4" w:space="0" w:color="D9D9D9"/>
+            </w:tcBorders>
+            <w:shd w:val="clear" w:color="auto" w:fill="FFFFFF"/>
+            <w:vAlign w:val="center"/>
+          </w:tcPr>
+          <w:p>
+            <w:pPr>
+              <w:spacing w:before="80" w:after="80" w:line="252" w:lineRule="auto"/>
+              <w:ind w:firstLine="0"/>
+              <w:jc w:val="left"/>
+            </w:pPr>
+            <w:r>
+              <w:rPr>
+                <w:sz w:val="20"/>
+              </w:rPr>
+              <w:t>ARCHITECTURE.md, deployment-диаграмма</w:t>
+            </w:r>
+          </w:p>
+        </w:tc>
+      </w:tr>
+      <w:tr>
+        <w:trPr>
+          <w:cantSplit/>
+          <w:jc w:val="center"/>
+        </w:trPr>
+        <w:tc>
+          <w:tcPr>
+            <w:tcW w:w="4677" w:type="dxa"/>
+            <w:tcBorders>
+              <w:top w:val="single" w:sz="4" w:space="0" w:color="D9D9D9"/>
+              <w:left w:val="single" w:sz="4" w:space="0" w:color="D9D9D9"/>
+              <w:bottom w:val="single" w:sz="4" w:space="0" w:color="D9D9D9"/>
+              <w:right w:val="single" w:sz="4" w:space="0" w:color="D9D9D9"/>
+            </w:tcBorders>
+            <w:shd w:val="clear" w:color="auto" w:fill="F7F8F8"/>
+            <w:vAlign w:val="center"/>
+          </w:tcPr>
+          <w:p>
+            <w:pPr>
+              <w:spacing w:before="80" w:after="80" w:line="252" w:lineRule="auto"/>
+              <w:ind w:firstLine="0"/>
+              <w:jc w:val="left"/>
+            </w:pPr>
+            <w:r>
+              <w:rPr>
+                <w:sz w:val="20"/>
+              </w:rPr>
+              <w:t>Три роли коллективной работы</w:t>
+            </w:r>
+          </w:p>
+        </w:tc>
+        <w:tc>
+          <w:tcPr>
+            <w:tcW w:w="4677" w:type="dxa"/>
+            <w:tcBorders>
+              <w:top w:val="single" w:sz="4" w:space="0" w:color="D9D9D9"/>
+              <w:left w:val="single" w:sz="4" w:space="0" w:color="D9D9D9"/>
+              <w:bottom w:val="single" w:sz="4" w:space="0" w:color="D9D9D9"/>
+              <w:right w:val="single" w:sz="4" w:space="0" w:color="D9D9D9"/>
+            </w:tcBorders>
+            <w:shd w:val="clear" w:color="auto" w:fill="F7F8F8"/>
+            <w:vAlign w:val="center"/>
+          </w:tcPr>
+          <w:p>
+            <w:pPr>
+              <w:spacing w:before="80" w:after="80" w:line="252" w:lineRule="auto"/>
+              <w:ind w:firstLine="0"/>
+              <w:jc w:val="left"/>
+            </w:pPr>
+            <w:r>
+              <w:rPr>
+                <w:sz w:val="20"/>
+              </w:rPr>
+              <w:t>ARCHITECTURE.md, DEFENSE.md</w:t>
+            </w:r>
+          </w:p>
+        </w:tc>
+      </w:tr>
+      <w:tr>
+        <w:trPr>
+          <w:cantSplit/>
+          <w:jc w:val="center"/>
+        </w:trPr>
+        <w:tc>
+          <w:tcPr>
+            <w:tcW w:w="4677" w:type="dxa"/>
+            <w:tcBorders>
+              <w:top w:val="single" w:sz="4" w:space="0" w:color="D9D9D9"/>
+              <w:left w:val="single" w:sz="4" w:space="0" w:color="D9D9D9"/>
+              <w:bottom w:val="single" w:sz="4" w:space="0" w:color="D9D9D9"/>
+              <w:right w:val="single" w:sz="4" w:space="0" w:color="D9D9D9"/>
+            </w:tcBorders>
+            <w:shd w:val="clear" w:color="auto" w:fill="FFFFFF"/>
+            <w:vAlign w:val="center"/>
+          </w:tcPr>
+          <w:p>
+            <w:pPr>
+              <w:spacing w:before="80" w:after="80" w:line="252" w:lineRule="auto"/>
+              <w:ind w:firstLine="0"/>
+              <w:jc w:val="left"/>
+            </w:pPr>
+            <w:r>
+              <w:rPr>
+                <w:sz w:val="20"/>
+              </w:rPr>
+              <w:t>Отчёт: титул, задание, оглавление, описание, выводы, источники</w:t>
+            </w:r>
+          </w:p>
+        </w:tc>
+        <w:tc>
+          <w:tcPr>
+            <w:tcW w:w="4677" w:type="dxa"/>
+            <w:tcBorders>
+              <w:top w:val="single" w:sz="4" w:space="0" w:color="D9D9D9"/>
+              <w:left w:val="single" w:sz="4" w:space="0" w:color="D9D9D9"/>
+              <w:bottom w:val="single" w:sz="4" w:space="0" w:color="D9D9D9"/>
+              <w:right w:val="single" w:sz="4" w:space="0" w:color="D9D9D9"/>
+            </w:tcBorders>
+            <w:shd w:val="clear" w:color="auto" w:fill="FFFFFF"/>
+            <w:vAlign w:val="center"/>
+          </w:tcPr>
+          <w:p>
+            <w:pPr>
+              <w:spacing w:before="80" w:after="80" w:line="252" w:lineRule="auto"/>
+              <w:ind w:firstLine="0"/>
+              <w:jc w:val="left"/>
+            </w:pPr>
+            <w:r>
+              <w:rPr>
+                <w:sz w:val="20"/>
+              </w:rPr>
+              <w:t>REPORT_LR1.docx</w:t>
+            </w:r>
+          </w:p>
+        </w:tc>
+      </w:tr>
+    </w:tbl>
+    <w:p>
+      <w:pPr>
+        <w:spacing w:after="60"/>
+      </w:pPr>
+    </w:p>
+    <w:p>
+      <w:r>
+        <w:t>Четыре диаграммы, прямо запрошенные в задании, присутствуют в исходниках PlantUML. ER и deployment добавлены для полноты модели. План файлов в архитектуре описывает будущую ЛР №3 и не является выдачей её реализации.</w:t>
+      </w:r>
+    </w:p>
+    <w:p>
+      <w:r>
+        <w:t>Основание: методические указания ЛР №1, требования к отчёту на с. 3, задание и состав результатов на с. 7, вариант на с. 47.</w:t>
+      </w:r>
+    </w:p>
+    <w:p>
+      <w:pPr>
+        <w:pStyle w:val="1"/>
         <w:jc w:val="center"/>
       </w:pPr>
-      <w:bookmarkStart w:id="30" w:name="_Toc239798938"/>
+      <w:bookmarkStart w:id="31" w:name="_Toc240137926"/>
       <w:r>
         <w:lastRenderedPageBreak/>
         <w:t>ЗАКЛЮЧЕНИЕ</w:t>
       </w:r>
-      <w:bookmarkEnd w:id="30"/>
+      <w:bookmarkEnd w:id="31"/>
     </w:p>
     <w:p>
       <w:r>
@@ -14772,12 +15944,12 @@
         <w:pStyle w:val="1"/>
         <w:jc w:val="center"/>
       </w:pPr>
-      <w:bookmarkStart w:id="31" w:name="_Toc239798939"/>
+      <w:bookmarkStart w:id="32" w:name="_Toc240137927"/>
       <w:r>
         <w:lastRenderedPageBreak/>
         <w:t>СПИСОК ИСПОЛЬЗОВАННЫХ ИСТОЧНИКОВ</w:t>
       </w:r>
-      <w:bookmarkEnd w:id="31"/>
+      <w:bookmarkEnd w:id="32"/>
     </w:p>
     <w:p>
       <w:r>
@@ -14786,29 +15958,29 @@
     </w:p>
     <w:p>
       <w:r>
-        <w:t>2. ГУАП. Для учебного процесса. Нормативная документация. URL: https://guap.ru/c/regdocs/docs/uch (дата обращения: 08.09.2026).</w:t>
+        <w:t>2. ГУАП. Для учебного процесса. Нормативная документация. URL: https://guap.ru/c/regdocs/docs/uch (дата обращения: 12.09.2026).</w:t>
       </w:r>
     </w:p>
     <w:p>
       <w:r>
-        <w:t>3. PlantUML. Language Reference Guide. URL: https://plantuml.com/guide (дата обращения: 08.09.2026).</w:t>
+        <w:t>3. PlantUML. Language Reference Guide. URL: https://plantuml.com/guide (дата обращения: 12.09.2026).</w:t>
       </w:r>
     </w:p>
     <w:p>
       <w:r>
-        <w:t>4. OMG. Business Process Model and Notation. URL: https://www.omg.org/spec/BPMN/2.0.2/ (дата обращения: 08.09.2026).</w:t>
+        <w:t>4. OMG. Business Process Model and Notation. URL: https://www.omg.org/spec/BPMN/2.0.2/ (дата обращения: 12.09.2026).</w:t>
       </w:r>
     </w:p>
     <w:p>
       <w:pPr>
         <w:pStyle w:val="1"/>
       </w:pPr>
-      <w:bookmarkStart w:id="32" w:name="_Toc239798940"/>
+      <w:bookmarkStart w:id="33" w:name="_Toc240137928"/>
       <w:r>
         <w:lastRenderedPageBreak/>
         <w:t>ПРИЛОЖЕНИЕ А Диаграммы</w:t>
       </w:r>
-      <w:bookmarkEnd w:id="32"/>
+      <w:bookmarkEnd w:id="33"/>
     </w:p>
     <w:p>
       <w:pPr>
@@ -14829,7 +16001,7 @@
           <w:noProof/>
         </w:rPr>
         <w:drawing>
-          <wp:inline distT="0" distB="0" distL="0" distR="0" wp14:anchorId="55A12DA9" wp14:editId="23619B5E">
+          <wp:inline distT="0" distB="0" distL="0" distR="0" wp14:anchorId="6A8CB82F" wp14:editId="3382D710">
             <wp:extent cx="3797236" cy="6839999"/>
             <wp:effectExtent l="0" t="0" r="0" b="0"/>
             <wp:docPr id="1" name="Picture 1"/>
@@ -14894,7 +16066,7 @@
           <w:noProof/>
         </w:rPr>
         <w:drawing>
-          <wp:inline distT="0" distB="0" distL="0" distR="0" wp14:anchorId="729218FF" wp14:editId="69D5E326">
+          <wp:inline distT="0" distB="0" distL="0" distR="0" wp14:anchorId="3D81618C" wp14:editId="2787FE72">
             <wp:extent cx="3889411" cy="6839999"/>
             <wp:effectExtent l="0" t="0" r="0" b="0"/>
             <wp:docPr id="2" name="Picture 2"/>
@@ -14959,7 +16131,7 @@
           <w:noProof/>
         </w:rPr>
         <w:drawing>
-          <wp:inline distT="0" distB="0" distL="0" distR="0" wp14:anchorId="4D781407" wp14:editId="12A5279D">
+          <wp:inline distT="0" distB="0" distL="0" distR="0" wp14:anchorId="273912F0" wp14:editId="53984B84">
             <wp:extent cx="5940000" cy="4408941"/>
             <wp:effectExtent l="0" t="0" r="0" b="0"/>
             <wp:docPr id="3" name="Picture 3"/>
@@ -15023,7 +16195,7 @@
           <w:noProof/>
         </w:rPr>
         <w:drawing>
-          <wp:inline distT="0" distB="0" distL="0" distR="0" wp14:anchorId="64ED680E" wp14:editId="02BDDFDE">
+          <wp:inline distT="0" distB="0" distL="0" distR="0" wp14:anchorId="1495E7FD" wp14:editId="55F19100">
             <wp:extent cx="5940000" cy="2689288"/>
             <wp:effectExtent l="0" t="0" r="0" b="0"/>
             <wp:docPr id="4" name="Picture 4"/>
@@ -15088,7 +16260,7 @@
           <w:noProof/>
         </w:rPr>
         <w:drawing>
-          <wp:inline distT="0" distB="0" distL="0" distR="0" wp14:anchorId="49420803" wp14:editId="053A360F">
+          <wp:inline distT="0" distB="0" distL="0" distR="0" wp14:anchorId="2F54A0C4" wp14:editId="5CA84B07">
             <wp:extent cx="5940000" cy="4051667"/>
             <wp:effectExtent l="0" t="0" r="0" b="0"/>
             <wp:docPr id="5" name="Picture 5"/>
@@ -15153,7 +16325,7 @@
           <w:noProof/>
         </w:rPr>
         <w:drawing>
-          <wp:inline distT="0" distB="0" distL="0" distR="0" wp14:anchorId="25389533" wp14:editId="06C07E67">
+          <wp:inline distT="0" distB="0" distL="0" distR="0" wp14:anchorId="3F5344DA" wp14:editId="78853BF4">
             <wp:extent cx="5743693" cy="6840000"/>
             <wp:effectExtent l="0" t="0" r="0" b="0"/>
             <wp:docPr id="6" name="Picture 6"/>
@@ -15462,31 +16634,31 @@
       </w:rPr>
     </w:lvl>
   </w:abstractNum>
-  <w:num w:numId="1" w16cid:durableId="665786348">
+  <w:num w:numId="1" w16cid:durableId="1181892721">
     <w:abstractNumId w:val="8"/>
   </w:num>
-  <w:num w:numId="2" w16cid:durableId="1799760828">
+  <w:num w:numId="2" w16cid:durableId="435752090">
     <w:abstractNumId w:val="6"/>
   </w:num>
-  <w:num w:numId="3" w16cid:durableId="1997757369">
+  <w:num w:numId="3" w16cid:durableId="939491">
     <w:abstractNumId w:val="5"/>
   </w:num>
-  <w:num w:numId="4" w16cid:durableId="1529097538">
+  <w:num w:numId="4" w16cid:durableId="1215314958">
     <w:abstractNumId w:val="4"/>
   </w:num>
-  <w:num w:numId="5" w16cid:durableId="590625594">
+  <w:num w:numId="5" w16cid:durableId="1649624004">
     <w:abstractNumId w:val="7"/>
   </w:num>
-  <w:num w:numId="6" w16cid:durableId="1810660908">
+  <w:num w:numId="6" w16cid:durableId="1054891177">
     <w:abstractNumId w:val="3"/>
   </w:num>
-  <w:num w:numId="7" w16cid:durableId="188491896">
+  <w:num w:numId="7" w16cid:durableId="1769347544">
     <w:abstractNumId w:val="2"/>
   </w:num>
-  <w:num w:numId="8" w16cid:durableId="296296705">
+  <w:num w:numId="8" w16cid:durableId="170145543">
     <w:abstractNumId w:val="1"/>
   </w:num>
-  <w:num w:numId="9" w16cid:durableId="975140473">
+  <w:num w:numId="9" w16cid:durableId="403139819">
     <w:abstractNumId w:val="0"/>
   </w:num>
 </w:numbering>
@@ -26900,7 +28072,7 @@
     <w:autoRedefine/>
     <w:uiPriority w:val="39"/>
     <w:unhideWhenUsed/>
-    <w:rsid w:val="00AB7EDE"/>
+    <w:rsid w:val="00D50A30"/>
     <w:pPr>
       <w:spacing w:after="100"/>
     </w:pPr>
@@ -26912,7 +28084,7 @@
     <w:autoRedefine/>
     <w:uiPriority w:val="39"/>
     <w:unhideWhenUsed/>
-    <w:rsid w:val="00AB7EDE"/>
+    <w:rsid w:val="00D50A30"/>
     <w:pPr>
       <w:spacing w:after="100"/>
       <w:ind w:left="280"/>
@@ -26923,7 +28095,7 @@
     <w:basedOn w:val="a2"/>
     <w:uiPriority w:val="99"/>
     <w:unhideWhenUsed/>
-    <w:rsid w:val="00AB7EDE"/>
+    <w:rsid w:val="00D50A30"/>
     <w:rPr>
       <w:color w:val="0000FF" w:themeColor="hyperlink"/>
       <w:u w:val="single"/>
